--- a/doc/manuelUtilisateur.docx
+++ b/doc/manuelUtilisateur.docx
@@ -2,8 +2,1102 @@
 <file path=word/document.xml><?xml version="1.0" encoding="utf-8"?>
 <w:document xmlns:wpc="http://schemas.microsoft.com/office/word/2010/wordprocessingCanvas" xmlns:cx="http://schemas.microsoft.com/office/drawing/2014/chartex" xmlns:cx1="http://schemas.microsoft.com/office/drawing/2015/9/8/chartex" xmlns:cx2="http://schemas.microsoft.com/office/drawing/2015/10/21/chartex" xmlns:cx3="http://schemas.microsoft.com/office/drawing/2016/5/9/chartex" xmlns:cx4="http://schemas.microsoft.com/office/drawing/2016/5/10/chartex" xmlns:cx5="http://schemas.microsoft.com/office/drawing/2016/5/11/chartex" xmlns:cx6="http://schemas.microsoft.com/office/drawing/2016/5/12/chartex" xmlns:cx7="http://schemas.microsoft.com/office/drawing/2016/5/13/chartex" xmlns:cx8="http://schemas.microsoft.com/office/drawing/2016/5/14/chartex" xmlns:mc="http://schemas.openxmlformats.org/markup-compatibility/2006" xmlns:aink="http://schemas.microsoft.com/office/drawing/2016/ink" xmlns:am3d="http://schemas.microsoft.com/office/drawing/2017/model3d" xmlns:o="urn:schemas-microsoft-com:office:office" xmlns:oel="http://schemas.microsoft.com/office/2019/extlst" xmlns:r="http://schemas.openxmlformats.org/officeDocument/2006/relationships" xmlns:m="http://schemas.openxmlformats.org/officeDocument/2006/math" xmlns:v="urn:schemas-microsoft-com:vml" xmlns:wp14="http://schemas.microsoft.com/office/word/2010/wordprocessingDrawing" xmlns:wp="http://schemas.openxmlformats.org/drawingml/2006/wordprocessingDrawing" xmlns:w10="urn:schemas-microsoft-com:office:word" xmlns:w="http://schemas.openxmlformats.org/wordprocessingml/2006/main" xmlns:w14="http://schemas.microsoft.com/office/word/2010/wordml" xmlns:w15="http://schemas.microsoft.com/office/word/2012/wordml" xmlns:w16cex="http://schemas.microsoft.com/office/word/2018/wordml/cex" xmlns:w16cid="http://schemas.microsoft.com/office/word/2016/wordml/cid" xmlns:w16="http://schemas.microsoft.com/office/word/2018/wordml" xmlns:w16du="http://schemas.microsoft.com/office/word/2023/wordml/word16du" xmlns:w16sdtdh="http://schemas.microsoft.com/office/word/2020/wordml/sdtdatahash" xmlns:w16se="http://schemas.microsoft.com/office/word/2015/wordml/symex" xmlns:wpg="http://schemas.microsoft.com/office/word/2010/wordprocessingGroup" xmlns:wpi="http://schemas.microsoft.com/office/word/2010/wordprocessingInk" xmlns:wne="http://schemas.microsoft.com/office/word/2006/wordml" xmlns:wps="http://schemas.microsoft.com/office/word/2010/wordprocessingShape" mc:Ignorable="w14 w15 w16se w16cid w16 w16cex w16sdtdh wp14">
   <w:body>
+    <w:p>
+      <w:pPr>
+        <w:pStyle w:val="Titre"/>
+        <w:rPr>
+          <w:rStyle w:val="Titredulivre"/>
+        </w:rPr>
+      </w:pPr>
+      <w:r>
+        <w:rPr>
+          <w:rStyle w:val="Titredulivre"/>
+        </w:rPr>
+        <w:t xml:space="preserve">Manuel Utilisateur </w:t>
+      </w:r>
+    </w:p>
+    <w:p>
+      <w:pPr>
+        <w:pStyle w:val="Titre1"/>
+      </w:pPr>
+      <w:r>
+        <w:t>Installation</w:t>
+      </w:r>
+    </w:p>
+    <w:p>
+      <w:r>
+        <w:t xml:space="preserve">Pour faire tourner le site il suffit de lancer un serveur apache2 et d’avoir </w:t>
+      </w:r>
+      <w:r>
+        <w:t>un serveur MySQL.</w:t>
+      </w:r>
+    </w:p>
+    <w:p>
+      <w:r>
+        <w:t xml:space="preserve">Pour installer la base de </w:t>
+      </w:r>
+      <w:r>
+        <w:t>données</w:t>
+      </w:r>
+      <w:r>
+        <w:t xml:space="preserve"> il suffit d’importer le script SQL </w:t>
+      </w:r>
+      <w:r>
+        <w:t xml:space="preserve">et cela vas supprimer </w:t>
+      </w:r>
+      <w:r>
+        <w:t>s’il</w:t>
+      </w:r>
+      <w:r>
+        <w:t xml:space="preserve"> y’a déjà une base de </w:t>
+      </w:r>
+      <w:r>
+        <w:t>données</w:t>
+      </w:r>
+      <w:r>
+        <w:t xml:space="preserve"> qui existe déjà actuellement</w:t>
+      </w:r>
+      <w:r>
+        <w:t xml:space="preserve"> qui est dans le dossier </w:t>
+      </w:r>
+      <w:r>
+        <w:rPr>
+          <w:b/>
+          <w:bCs/>
+        </w:rPr>
+        <w:t>models/sql/wiki-cars.sql</w:t>
+      </w:r>
+      <w:r>
+        <w:t>.</w:t>
+      </w:r>
+    </w:p>
+    <w:p>
+      <w:r>
+        <w:rPr>
+          <w:noProof/>
+        </w:rPr>
+        <w:drawing>
+          <wp:inline distT="0" distB="0" distL="0" distR="0" wp14:anchorId="79951DDE" wp14:editId="1FAAD183">
+            <wp:extent cx="5760720" cy="1735455"/>
+            <wp:effectExtent l="0" t="0" r="0" b="0"/>
+            <wp:docPr id="1243631891" name="Image 1" descr="Une image contenant texte, Police, nombre, capture d’écran&#10;&#10;Description générée automatiquement"/>
+            <wp:cNvGraphicFramePr>
+              <a:graphicFrameLocks xmlns:a="http://schemas.openxmlformats.org/drawingml/2006/main" noChangeAspect="1"/>
+            </wp:cNvGraphicFramePr>
+            <a:graphic xmlns:a="http://schemas.openxmlformats.org/drawingml/2006/main">
+              <a:graphicData uri="http://schemas.openxmlformats.org/drawingml/2006/picture">
+                <pic:pic xmlns:pic="http://schemas.openxmlformats.org/drawingml/2006/picture">
+                  <pic:nvPicPr>
+                    <pic:cNvPr id="1243631891" name="Image 1" descr="Une image contenant texte, Police, nombre, capture d’écran&#10;&#10;Description générée automatiquement"/>
+                    <pic:cNvPicPr/>
+                  </pic:nvPicPr>
+                  <pic:blipFill>
+                    <a:blip r:embed="rId7"/>
+                    <a:stretch>
+                      <a:fillRect/>
+                    </a:stretch>
+                  </pic:blipFill>
+                  <pic:spPr>
+                    <a:xfrm>
+                      <a:off x="0" y="0"/>
+                      <a:ext cx="5760720" cy="1735455"/>
+                    </a:xfrm>
+                    <a:prstGeom prst="rect">
+                      <a:avLst/>
+                    </a:prstGeom>
+                  </pic:spPr>
+                </pic:pic>
+              </a:graphicData>
+            </a:graphic>
+          </wp:inline>
+        </w:drawing>
+      </w:r>
+    </w:p>
+    <w:p>
+      <w:r>
+        <w:rPr>
+          <w:noProof/>
+        </w:rPr>
+        <w:drawing>
+          <wp:anchor distT="0" distB="0" distL="114300" distR="114300" simplePos="0" relativeHeight="251658240" behindDoc="0" locked="0" layoutInCell="1" allowOverlap="1" wp14:anchorId="5E82F31D" wp14:editId="6E5EFF16">
+            <wp:simplePos x="0" y="0"/>
+            <wp:positionH relativeFrom="margin">
+              <wp:posOffset>-129540</wp:posOffset>
+            </wp:positionH>
+            <wp:positionV relativeFrom="paragraph">
+              <wp:posOffset>544195</wp:posOffset>
+            </wp:positionV>
+            <wp:extent cx="6449060" cy="2514600"/>
+            <wp:effectExtent l="0" t="0" r="8890" b="0"/>
+            <wp:wrapThrough wrapText="bothSides">
+              <wp:wrapPolygon edited="0">
+                <wp:start x="0" y="0"/>
+                <wp:lineTo x="0" y="21436"/>
+                <wp:lineTo x="21566" y="21436"/>
+                <wp:lineTo x="21566" y="0"/>
+                <wp:lineTo x="0" y="0"/>
+              </wp:wrapPolygon>
+            </wp:wrapThrough>
+            <wp:docPr id="232456343" name="Image 1" descr="Une image contenant texte, logiciel, capture d’écran&#10;&#10;Description générée automatiquement"/>
+            <wp:cNvGraphicFramePr>
+              <a:graphicFrameLocks xmlns:a="http://schemas.openxmlformats.org/drawingml/2006/main" noChangeAspect="1"/>
+            </wp:cNvGraphicFramePr>
+            <a:graphic xmlns:a="http://schemas.openxmlformats.org/drawingml/2006/main">
+              <a:graphicData uri="http://schemas.openxmlformats.org/drawingml/2006/picture">
+                <pic:pic xmlns:pic="http://schemas.openxmlformats.org/drawingml/2006/picture">
+                  <pic:nvPicPr>
+                    <pic:cNvPr id="232456343" name="Image 1" descr="Une image contenant texte, logiciel, capture d’écran&#10;&#10;Description générée automatiquement"/>
+                    <pic:cNvPicPr/>
+                  </pic:nvPicPr>
+                  <pic:blipFill>
+                    <a:blip r:embed="rId8" cstate="print">
+                      <a:extLst>
+                        <a:ext uri="{28A0092B-C50C-407E-A947-70E740481C1C}">
+                          <a14:useLocalDpi xmlns:a14="http://schemas.microsoft.com/office/drawing/2010/main" val="0"/>
+                        </a:ext>
+                      </a:extLst>
+                    </a:blip>
+                    <a:stretch>
+                      <a:fillRect/>
+                    </a:stretch>
+                  </pic:blipFill>
+                  <pic:spPr>
+                    <a:xfrm>
+                      <a:off x="0" y="0"/>
+                      <a:ext cx="6449060" cy="2514600"/>
+                    </a:xfrm>
+                    <a:prstGeom prst="rect">
+                      <a:avLst/>
+                    </a:prstGeom>
+                  </pic:spPr>
+                </pic:pic>
+              </a:graphicData>
+            </a:graphic>
+            <wp14:sizeRelH relativeFrom="margin">
+              <wp14:pctWidth>0</wp14:pctWidth>
+            </wp14:sizeRelH>
+            <wp14:sizeRelV relativeFrom="margin">
+              <wp14:pctHeight>0</wp14:pctHeight>
+            </wp14:sizeRelV>
+          </wp:anchor>
+        </w:drawing>
+      </w:r>
+      <w:r>
+        <w:t xml:space="preserve">Ensuite pour crée un utilisateur il suffit </w:t>
+      </w:r>
+      <w:r>
+        <w:t xml:space="preserve">de passer créer </w:t>
+      </w:r>
+      <w:r>
+        <w:t xml:space="preserve">il suffit de passer le code qui est dans le dossier </w:t>
+      </w:r>
+      <w:r>
+        <w:rPr>
+          <w:b/>
+          <w:bCs/>
+        </w:rPr>
+        <w:t>models/sql/create-user.sql</w:t>
+      </w:r>
+      <w:r>
+        <w:t xml:space="preserve">. </w:t>
+      </w:r>
+    </w:p>
+    <w:p>
+      <w:pPr>
+        <w:rPr>
+          <w:rFonts w:eastAsiaTheme="majorEastAsia" w:cstheme="majorBidi"/>
+          <w:b/>
+          <w:bCs/>
+          <w:color w:val="1481AB" w:themeColor="accent1" w:themeShade="BF"/>
+          <w:sz w:val="28"/>
+          <w:szCs w:val="28"/>
+        </w:rPr>
+      </w:pPr>
+      <w:r>
+        <w:br w:type="page"/>
+      </w:r>
+    </w:p>
+    <w:p>
+      <w:pPr>
+        <w:pStyle w:val="Titre1"/>
+      </w:pPr>
+      <w:r>
+        <w:lastRenderedPageBreak/>
+        <w:t>Utilisateur</w:t>
+      </w:r>
+    </w:p>
+    <w:p>
+      <w:pPr>
+        <w:pStyle w:val="Titre2"/>
+      </w:pPr>
+      <w:r>
+        <w:t>Recherche</w:t>
+      </w:r>
+    </w:p>
+    <w:p>
+      <w:r>
+        <w:t>Dès que vous arrivez sur le site vous arrivez sur la page accueil ou il y’a la barre de recherche pour rechercher les voitures. Vous pouvez recherchez les voitures en fonction de la marque, modèle, catégorie, motorisation, transmission, date de fabrication.</w:t>
+      </w:r>
+    </w:p>
+    <w:p>
+      <w:r>
+        <w:rPr>
+          <w:noProof/>
+        </w:rPr>
+        <w:drawing>
+          <wp:inline distT="0" distB="0" distL="0" distR="0" wp14:anchorId="0147641D" wp14:editId="6C0706EF">
+            <wp:extent cx="5760720" cy="3045460"/>
+            <wp:effectExtent l="0" t="0" r="0" b="2540"/>
+            <wp:docPr id="1847657346" name="Image 1" descr="Une image contenant texte, Véhicule terrestre, voiture, véhicule&#10;&#10;Description générée automatiquement"/>
+            <wp:cNvGraphicFramePr>
+              <a:graphicFrameLocks xmlns:a="http://schemas.openxmlformats.org/drawingml/2006/main" noChangeAspect="1"/>
+            </wp:cNvGraphicFramePr>
+            <a:graphic xmlns:a="http://schemas.openxmlformats.org/drawingml/2006/main">
+              <a:graphicData uri="http://schemas.openxmlformats.org/drawingml/2006/picture">
+                <pic:pic xmlns:pic="http://schemas.openxmlformats.org/drawingml/2006/picture">
+                  <pic:nvPicPr>
+                    <pic:cNvPr id="1847657346" name="Image 1" descr="Une image contenant texte, Véhicule terrestre, voiture, véhicule&#10;&#10;Description générée automatiquement"/>
+                    <pic:cNvPicPr/>
+                  </pic:nvPicPr>
+                  <pic:blipFill>
+                    <a:blip r:embed="rId9"/>
+                    <a:stretch>
+                      <a:fillRect/>
+                    </a:stretch>
+                  </pic:blipFill>
+                  <pic:spPr>
+                    <a:xfrm>
+                      <a:off x="0" y="0"/>
+                      <a:ext cx="5760720" cy="3045460"/>
+                    </a:xfrm>
+                    <a:prstGeom prst="rect">
+                      <a:avLst/>
+                    </a:prstGeom>
+                  </pic:spPr>
+                </pic:pic>
+              </a:graphicData>
+            </a:graphic>
+          </wp:inline>
+        </w:drawing>
+      </w:r>
+    </w:p>
+    <w:p>
+      <w:pPr>
+        <w:pStyle w:val="Titre2"/>
+      </w:pPr>
+      <w:r>
+        <w:t>Détail d’une voiture</w:t>
+      </w:r>
+    </w:p>
+    <w:p>
+      <w:r>
+        <w:rPr>
+          <w:noProof/>
+        </w:rPr>
+        <w:drawing>
+          <wp:anchor distT="0" distB="0" distL="114300" distR="114300" simplePos="0" relativeHeight="251659264" behindDoc="0" locked="0" layoutInCell="1" allowOverlap="1" wp14:anchorId="70BB2C5D" wp14:editId="0F188C58">
+            <wp:simplePos x="0" y="0"/>
+            <wp:positionH relativeFrom="margin">
+              <wp:align>left</wp:align>
+            </wp:positionH>
+            <wp:positionV relativeFrom="paragraph">
+              <wp:posOffset>183515</wp:posOffset>
+            </wp:positionV>
+            <wp:extent cx="2457450" cy="1762125"/>
+            <wp:effectExtent l="0" t="0" r="0" b="9525"/>
+            <wp:wrapThrough wrapText="bothSides">
+              <wp:wrapPolygon edited="0">
+                <wp:start x="0" y="0"/>
+                <wp:lineTo x="0" y="21483"/>
+                <wp:lineTo x="21433" y="21483"/>
+                <wp:lineTo x="21433" y="0"/>
+                <wp:lineTo x="0" y="0"/>
+              </wp:wrapPolygon>
+            </wp:wrapThrough>
+            <wp:docPr id="181445629" name="Image 1" descr="Une image contenant véhicule, Véhicule terrestre, roue, pneu&#10;&#10;Description générée automatiquement"/>
+            <wp:cNvGraphicFramePr>
+              <a:graphicFrameLocks xmlns:a="http://schemas.openxmlformats.org/drawingml/2006/main" noChangeAspect="1"/>
+            </wp:cNvGraphicFramePr>
+            <a:graphic xmlns:a="http://schemas.openxmlformats.org/drawingml/2006/main">
+              <a:graphicData uri="http://schemas.openxmlformats.org/drawingml/2006/picture">
+                <pic:pic xmlns:pic="http://schemas.openxmlformats.org/drawingml/2006/picture">
+                  <pic:nvPicPr>
+                    <pic:cNvPr id="181445629" name="Image 1" descr="Une image contenant véhicule, Véhicule terrestre, roue, pneu&#10;&#10;Description générée automatiquement"/>
+                    <pic:cNvPicPr/>
+                  </pic:nvPicPr>
+                  <pic:blipFill rotWithShape="1">
+                    <a:blip r:embed="rId10">
+                      <a:extLst>
+                        <a:ext uri="{28A0092B-C50C-407E-A947-70E740481C1C}">
+                          <a14:useLocalDpi xmlns:a14="http://schemas.microsoft.com/office/drawing/2010/main" val="0"/>
+                        </a:ext>
+                      </a:extLst>
+                    </a:blip>
+                    <a:srcRect t="5204" b="7285"/>
+                    <a:stretch/>
+                  </pic:blipFill>
+                  <pic:spPr bwMode="auto">
+                    <a:xfrm>
+                      <a:off x="0" y="0"/>
+                      <a:ext cx="2457450" cy="1762125"/>
+                    </a:xfrm>
+                    <a:prstGeom prst="rect">
+                      <a:avLst/>
+                    </a:prstGeom>
+                    <a:ln>
+                      <a:noFill/>
+                    </a:ln>
+                    <a:extLst>
+                      <a:ext uri="{53640926-AAD7-44D8-BBD7-CCE9431645EC}">
+                        <a14:shadowObscured xmlns:a14="http://schemas.microsoft.com/office/drawing/2010/main"/>
+                      </a:ext>
+                    </a:extLst>
+                  </pic:spPr>
+                </pic:pic>
+              </a:graphicData>
+            </a:graphic>
+            <wp14:sizeRelH relativeFrom="margin">
+              <wp14:pctWidth>0</wp14:pctWidth>
+            </wp14:sizeRelH>
+            <wp14:sizeRelV relativeFrom="margin">
+              <wp14:pctHeight>0</wp14:pctHeight>
+            </wp14:sizeRelV>
+          </wp:anchor>
+        </w:drawing>
+      </w:r>
+      <w:r>
+        <w:t xml:space="preserve">Pour pouvoir voir les détails </w:t>
+      </w:r>
+      <w:r>
+        <w:t xml:space="preserve">de la voiture il suffit de cliquer sur « voir plus ». Ensuite cela va ouvrir une page avec </w:t>
+      </w:r>
+      <w:r>
+        <w:t>tout le détail</w:t>
+      </w:r>
+      <w:r>
+        <w:t xml:space="preserve"> de la voiture et le document technique.</w:t>
+      </w:r>
+    </w:p>
+    <w:p/>
+    <w:p/>
+    <w:p/>
+    <w:p/>
+    <w:p/>
+    <w:p>
+      <w:r>
+        <w:rPr>
+          <w:noProof/>
+        </w:rPr>
+        <w:drawing>
+          <wp:inline distT="0" distB="0" distL="0" distR="0" wp14:anchorId="4C04A7B0" wp14:editId="77909EEA">
+            <wp:extent cx="3810000" cy="1727980"/>
+            <wp:effectExtent l="0" t="0" r="0" b="5715"/>
+            <wp:docPr id="445694117" name="Image 1" descr="Une image contenant véhicule, texte, Véhicule terrestre, voiture&#10;&#10;Description générée automatiquement"/>
+            <wp:cNvGraphicFramePr>
+              <a:graphicFrameLocks xmlns:a="http://schemas.openxmlformats.org/drawingml/2006/main" noChangeAspect="1"/>
+            </wp:cNvGraphicFramePr>
+            <a:graphic xmlns:a="http://schemas.openxmlformats.org/drawingml/2006/main">
+              <a:graphicData uri="http://schemas.openxmlformats.org/drawingml/2006/picture">
+                <pic:pic xmlns:pic="http://schemas.openxmlformats.org/drawingml/2006/picture">
+                  <pic:nvPicPr>
+                    <pic:cNvPr id="445694117" name="Image 1" descr="Une image contenant véhicule, texte, Véhicule terrestre, voiture&#10;&#10;Description générée automatiquement"/>
+                    <pic:cNvPicPr/>
+                  </pic:nvPicPr>
+                  <pic:blipFill>
+                    <a:blip r:embed="rId11" cstate="print">
+                      <a:extLst>
+                        <a:ext uri="{28A0092B-C50C-407E-A947-70E740481C1C}">
+                          <a14:useLocalDpi xmlns:a14="http://schemas.microsoft.com/office/drawing/2010/main" val="0"/>
+                        </a:ext>
+                      </a:extLst>
+                    </a:blip>
+                    <a:stretch>
+                      <a:fillRect/>
+                    </a:stretch>
+                  </pic:blipFill>
+                  <pic:spPr>
+                    <a:xfrm>
+                      <a:off x="0" y="0"/>
+                      <a:ext cx="3812232" cy="1728992"/>
+                    </a:xfrm>
+                    <a:prstGeom prst="rect">
+                      <a:avLst/>
+                    </a:prstGeom>
+                  </pic:spPr>
+                </pic:pic>
+              </a:graphicData>
+            </a:graphic>
+          </wp:inline>
+        </w:drawing>
+      </w:r>
+    </w:p>
+    <w:p>
+      <w:pPr>
+        <w:pStyle w:val="Titre2"/>
+      </w:pPr>
+      <w:r>
+        <w:lastRenderedPageBreak/>
+        <w:t>Connexion / Inscription</w:t>
+      </w:r>
+    </w:p>
+    <w:p>
+      <w:pPr>
+        <w:ind w:left="708" w:hanging="708"/>
+        <w:rPr>
+          <w:noProof/>
+        </w:rPr>
+      </w:pPr>
+      <w:r>
+        <w:rPr>
+          <w:noProof/>
+        </w:rPr>
+        <w:drawing>
+          <wp:anchor distT="0" distB="0" distL="114300" distR="114300" simplePos="0" relativeHeight="251661312" behindDoc="0" locked="0" layoutInCell="1" allowOverlap="1" wp14:anchorId="61F0C368" wp14:editId="444281BC">
+            <wp:simplePos x="0" y="0"/>
+            <wp:positionH relativeFrom="column">
+              <wp:posOffset>2595880</wp:posOffset>
+            </wp:positionH>
+            <wp:positionV relativeFrom="paragraph">
+              <wp:posOffset>200660</wp:posOffset>
+            </wp:positionV>
+            <wp:extent cx="1933575" cy="3564255"/>
+            <wp:effectExtent l="0" t="0" r="9525" b="0"/>
+            <wp:wrapThrough wrapText="bothSides">
+              <wp:wrapPolygon edited="0">
+                <wp:start x="0" y="0"/>
+                <wp:lineTo x="0" y="21473"/>
+                <wp:lineTo x="21494" y="21473"/>
+                <wp:lineTo x="21494" y="0"/>
+                <wp:lineTo x="0" y="0"/>
+              </wp:wrapPolygon>
+            </wp:wrapThrough>
+            <wp:docPr id="331503782" name="Image 1" descr="Une image contenant texte, capture d’écran, Police, nombre&#10;&#10;Description générée automatiquement"/>
+            <wp:cNvGraphicFramePr>
+              <a:graphicFrameLocks xmlns:a="http://schemas.openxmlformats.org/drawingml/2006/main" noChangeAspect="1"/>
+            </wp:cNvGraphicFramePr>
+            <a:graphic xmlns:a="http://schemas.openxmlformats.org/drawingml/2006/main">
+              <a:graphicData uri="http://schemas.openxmlformats.org/drawingml/2006/picture">
+                <pic:pic xmlns:pic="http://schemas.openxmlformats.org/drawingml/2006/picture">
+                  <pic:nvPicPr>
+                    <pic:cNvPr id="331503782" name="Image 1" descr="Une image contenant texte, capture d’écran, Police, nombre&#10;&#10;Description générée automatiquement"/>
+                    <pic:cNvPicPr/>
+                  </pic:nvPicPr>
+                  <pic:blipFill rotWithShape="1">
+                    <a:blip r:embed="rId12">
+                      <a:extLst>
+                        <a:ext uri="{28A0092B-C50C-407E-A947-70E740481C1C}">
+                          <a14:useLocalDpi xmlns:a14="http://schemas.microsoft.com/office/drawing/2010/main" val="0"/>
+                        </a:ext>
+                      </a:extLst>
+                    </a:blip>
+                    <a:srcRect r="2868"/>
+                    <a:stretch/>
+                  </pic:blipFill>
+                  <pic:spPr bwMode="auto">
+                    <a:xfrm>
+                      <a:off x="0" y="0"/>
+                      <a:ext cx="1933575" cy="3564255"/>
+                    </a:xfrm>
+                    <a:prstGeom prst="rect">
+                      <a:avLst/>
+                    </a:prstGeom>
+                    <a:ln>
+                      <a:noFill/>
+                    </a:ln>
+                    <a:extLst>
+                      <a:ext uri="{53640926-AAD7-44D8-BBD7-CCE9431645EC}">
+                        <a14:shadowObscured xmlns:a14="http://schemas.microsoft.com/office/drawing/2010/main"/>
+                      </a:ext>
+                    </a:extLst>
+                  </pic:spPr>
+                </pic:pic>
+              </a:graphicData>
+            </a:graphic>
+          </wp:anchor>
+        </w:drawing>
+      </w:r>
+      <w:r>
+        <w:rPr>
+          <w:noProof/>
+        </w:rPr>
+        <w:drawing>
+          <wp:anchor distT="0" distB="0" distL="114300" distR="114300" simplePos="0" relativeHeight="251660288" behindDoc="0" locked="0" layoutInCell="1" allowOverlap="1" wp14:anchorId="7BD5B87A" wp14:editId="55DC39C3">
+            <wp:simplePos x="0" y="0"/>
+            <wp:positionH relativeFrom="margin">
+              <wp:posOffset>-76200</wp:posOffset>
+            </wp:positionH>
+            <wp:positionV relativeFrom="paragraph">
+              <wp:posOffset>238760</wp:posOffset>
+            </wp:positionV>
+            <wp:extent cx="2571750" cy="2402470"/>
+            <wp:effectExtent l="0" t="0" r="0" b="0"/>
+            <wp:wrapThrough wrapText="bothSides">
+              <wp:wrapPolygon edited="0">
+                <wp:start x="0" y="0"/>
+                <wp:lineTo x="0" y="21412"/>
+                <wp:lineTo x="21440" y="21412"/>
+                <wp:lineTo x="21440" y="0"/>
+                <wp:lineTo x="0" y="0"/>
+              </wp:wrapPolygon>
+            </wp:wrapThrough>
+            <wp:docPr id="654509100" name="Image 1" descr="Une image contenant texte, capture d’écran, Police, nombre&#10;&#10;Description générée automatiquement"/>
+            <wp:cNvGraphicFramePr>
+              <a:graphicFrameLocks xmlns:a="http://schemas.openxmlformats.org/drawingml/2006/main" noChangeAspect="1"/>
+            </wp:cNvGraphicFramePr>
+            <a:graphic xmlns:a="http://schemas.openxmlformats.org/drawingml/2006/main">
+              <a:graphicData uri="http://schemas.openxmlformats.org/drawingml/2006/picture">
+                <pic:pic xmlns:pic="http://schemas.openxmlformats.org/drawingml/2006/picture">
+                  <pic:nvPicPr>
+                    <pic:cNvPr id="654509100" name="Image 1" descr="Une image contenant texte, capture d’écran, Police, nombre&#10;&#10;Description générée automatiquement"/>
+                    <pic:cNvPicPr/>
+                  </pic:nvPicPr>
+                  <pic:blipFill>
+                    <a:blip r:embed="rId13">
+                      <a:extLst>
+                        <a:ext uri="{28A0092B-C50C-407E-A947-70E740481C1C}">
+                          <a14:useLocalDpi xmlns:a14="http://schemas.microsoft.com/office/drawing/2010/main" val="0"/>
+                        </a:ext>
+                      </a:extLst>
+                    </a:blip>
+                    <a:stretch>
+                      <a:fillRect/>
+                    </a:stretch>
+                  </pic:blipFill>
+                  <pic:spPr>
+                    <a:xfrm>
+                      <a:off x="0" y="0"/>
+                      <a:ext cx="2571750" cy="2402470"/>
+                    </a:xfrm>
+                    <a:prstGeom prst="rect">
+                      <a:avLst/>
+                    </a:prstGeom>
+                  </pic:spPr>
+                </pic:pic>
+              </a:graphicData>
+            </a:graphic>
+          </wp:anchor>
+        </w:drawing>
+      </w:r>
+      <w:r>
+        <w:t>Pour pouvoir accéder a plus de fonctionnalités il faut se connecter ou s’inscrire</w:t>
+      </w:r>
+      <w:r>
+        <w:t>.</w:t>
+      </w:r>
+      <w:r>
+        <w:t xml:space="preserve">  </w:t>
+      </w:r>
+    </w:p>
+    <w:p/>
+    <w:p/>
+    <w:p/>
+    <w:p/>
+    <w:p/>
+    <w:p/>
+    <w:p/>
+    <w:p/>
+    <w:p/>
+    <w:p/>
+    <w:p/>
+    <w:p>
+      <w:pPr>
+        <w:pStyle w:val="Titre2"/>
+      </w:pPr>
+      <w:r>
+        <w:t xml:space="preserve">Fiches véhicules </w:t>
+      </w:r>
+    </w:p>
+    <w:p>
+      <w:r>
+        <w:rPr>
+          <w:noProof/>
+        </w:rPr>
+        <w:drawing>
+          <wp:anchor distT="0" distB="0" distL="114300" distR="114300" simplePos="0" relativeHeight="251662336" behindDoc="0" locked="0" layoutInCell="1" allowOverlap="1" wp14:anchorId="64E75B00" wp14:editId="5A9C099C">
+            <wp:simplePos x="0" y="0"/>
+            <wp:positionH relativeFrom="margin">
+              <wp:align>right</wp:align>
+            </wp:positionH>
+            <wp:positionV relativeFrom="paragraph">
+              <wp:posOffset>494665</wp:posOffset>
+            </wp:positionV>
+            <wp:extent cx="5760720" cy="837565"/>
+            <wp:effectExtent l="0" t="0" r="0" b="635"/>
+            <wp:wrapThrough wrapText="bothSides">
+              <wp:wrapPolygon edited="0">
+                <wp:start x="0" y="0"/>
+                <wp:lineTo x="0" y="21125"/>
+                <wp:lineTo x="21500" y="21125"/>
+                <wp:lineTo x="21500" y="0"/>
+                <wp:lineTo x="0" y="0"/>
+              </wp:wrapPolygon>
+            </wp:wrapThrough>
+            <wp:docPr id="1224889157" name="Image 1" descr="Une image contenant texte, logiciel, capture d’écran, Site web&#10;&#10;Description générée automatiquement"/>
+            <wp:cNvGraphicFramePr>
+              <a:graphicFrameLocks xmlns:a="http://schemas.openxmlformats.org/drawingml/2006/main" noChangeAspect="1"/>
+            </wp:cNvGraphicFramePr>
+            <a:graphic xmlns:a="http://schemas.openxmlformats.org/drawingml/2006/main">
+              <a:graphicData uri="http://schemas.openxmlformats.org/drawingml/2006/picture">
+                <pic:pic xmlns:pic="http://schemas.openxmlformats.org/drawingml/2006/picture">
+                  <pic:nvPicPr>
+                    <pic:cNvPr id="1224889157" name="Image 1" descr="Une image contenant texte, logiciel, capture d’écran, Site web&#10;&#10;Description générée automatiquement"/>
+                    <pic:cNvPicPr/>
+                  </pic:nvPicPr>
+                  <pic:blipFill>
+                    <a:blip r:embed="rId14" cstate="print">
+                      <a:extLst>
+                        <a:ext uri="{28A0092B-C50C-407E-A947-70E740481C1C}">
+                          <a14:useLocalDpi xmlns:a14="http://schemas.microsoft.com/office/drawing/2010/main" val="0"/>
+                        </a:ext>
+                      </a:extLst>
+                    </a:blip>
+                    <a:stretch>
+                      <a:fillRect/>
+                    </a:stretch>
+                  </pic:blipFill>
+                  <pic:spPr>
+                    <a:xfrm>
+                      <a:off x="0" y="0"/>
+                      <a:ext cx="5760720" cy="837565"/>
+                    </a:xfrm>
+                    <a:prstGeom prst="rect">
+                      <a:avLst/>
+                    </a:prstGeom>
+                  </pic:spPr>
+                </pic:pic>
+              </a:graphicData>
+            </a:graphic>
+          </wp:anchor>
+        </w:drawing>
+      </w:r>
+      <w:r>
+        <w:t xml:space="preserve">Sur la page mes fiches véhicules on peut gérer pour pouvoir les modifier la fiche ou pouvoir la mettre en privé ou en public. </w:t>
+      </w:r>
+    </w:p>
+    <w:p>
+      <w:pPr>
+        <w:pStyle w:val="Titre2"/>
+      </w:pPr>
+      <w:r>
+        <w:t xml:space="preserve">Modification fiches </w:t>
+      </w:r>
+    </w:p>
+    <w:p>
+      <w:r>
+        <w:t xml:space="preserve">Si on clique sur le bouton modifier </w:t>
+      </w:r>
+      <w:r>
+        <w:t>ensuite il y’aura toutes les données qui sont prérempli ensuite vous pouvez modifier en cliquant sur le bouton modifier tous en bas</w:t>
+      </w:r>
+    </w:p>
+    <w:p>
+      <w:r>
+        <w:rPr>
+          <w:noProof/>
+        </w:rPr>
+        <w:drawing>
+          <wp:inline distT="0" distB="0" distL="0" distR="0" wp14:anchorId="245B6F12" wp14:editId="65FB1CE8">
+            <wp:extent cx="4836438" cy="2428875"/>
+            <wp:effectExtent l="0" t="0" r="2540" b="0"/>
+            <wp:docPr id="53468100" name="Image 1" descr="Une image contenant texte, capture d’écran, nombre, ligne&#10;&#10;Description générée automatiquement"/>
+            <wp:cNvGraphicFramePr>
+              <a:graphicFrameLocks xmlns:a="http://schemas.openxmlformats.org/drawingml/2006/main" noChangeAspect="1"/>
+            </wp:cNvGraphicFramePr>
+            <a:graphic xmlns:a="http://schemas.openxmlformats.org/drawingml/2006/main">
+              <a:graphicData uri="http://schemas.openxmlformats.org/drawingml/2006/picture">
+                <pic:pic xmlns:pic="http://schemas.openxmlformats.org/drawingml/2006/picture">
+                  <pic:nvPicPr>
+                    <pic:cNvPr id="53468100" name="Image 1" descr="Une image contenant texte, capture d’écran, nombre, ligne&#10;&#10;Description générée automatiquement"/>
+                    <pic:cNvPicPr/>
+                  </pic:nvPicPr>
+                  <pic:blipFill>
+                    <a:blip r:embed="rId15"/>
+                    <a:stretch>
+                      <a:fillRect/>
+                    </a:stretch>
+                  </pic:blipFill>
+                  <pic:spPr>
+                    <a:xfrm>
+                      <a:off x="0" y="0"/>
+                      <a:ext cx="4847855" cy="2434608"/>
+                    </a:xfrm>
+                    <a:prstGeom prst="rect">
+                      <a:avLst/>
+                    </a:prstGeom>
+                  </pic:spPr>
+                </pic:pic>
+              </a:graphicData>
+            </a:graphic>
+          </wp:inline>
+        </w:drawing>
+      </w:r>
+    </w:p>
+    <w:p>
+      <w:pPr>
+        <w:pStyle w:val="Titre2"/>
+      </w:pPr>
+      <w:r>
+        <w:lastRenderedPageBreak/>
+        <w:t>Création d’une fiche</w:t>
+      </w:r>
+    </w:p>
+    <w:p>
+      <w:r>
+        <w:t>Pour crée une fiche il suffit d’aller sur la page mes fiches et de descendre</w:t>
+      </w:r>
+      <w:r>
+        <w:t xml:space="preserve"> puis il faut juste remplir toutes les entrées. Ensuite cliqué sur le bouton envoyé. </w:t>
+      </w:r>
+    </w:p>
+    <w:p>
+      <w:r>
+        <w:rPr>
+          <w:noProof/>
+        </w:rPr>
+        <w:drawing>
+          <wp:inline distT="0" distB="0" distL="0" distR="0" wp14:anchorId="49B6A4AC" wp14:editId="65081A4D">
+            <wp:extent cx="5760720" cy="3266440"/>
+            <wp:effectExtent l="0" t="0" r="0" b="0"/>
+            <wp:docPr id="1949969392" name="Image 1" descr="Une image contenant texte, capture d’écran, nombre, ligne&#10;&#10;Description générée automatiquement"/>
+            <wp:cNvGraphicFramePr>
+              <a:graphicFrameLocks xmlns:a="http://schemas.openxmlformats.org/drawingml/2006/main" noChangeAspect="1"/>
+            </wp:cNvGraphicFramePr>
+            <a:graphic xmlns:a="http://schemas.openxmlformats.org/drawingml/2006/main">
+              <a:graphicData uri="http://schemas.openxmlformats.org/drawingml/2006/picture">
+                <pic:pic xmlns:pic="http://schemas.openxmlformats.org/drawingml/2006/picture">
+                  <pic:nvPicPr>
+                    <pic:cNvPr id="1949969392" name="Image 1" descr="Une image contenant texte, capture d’écran, nombre, ligne&#10;&#10;Description générée automatiquement"/>
+                    <pic:cNvPicPr/>
+                  </pic:nvPicPr>
+                  <pic:blipFill>
+                    <a:blip r:embed="rId16"/>
+                    <a:stretch>
+                      <a:fillRect/>
+                    </a:stretch>
+                  </pic:blipFill>
+                  <pic:spPr>
+                    <a:xfrm>
+                      <a:off x="0" y="0"/>
+                      <a:ext cx="5760720" cy="3266440"/>
+                    </a:xfrm>
+                    <a:prstGeom prst="rect">
+                      <a:avLst/>
+                    </a:prstGeom>
+                  </pic:spPr>
+                </pic:pic>
+              </a:graphicData>
+            </a:graphic>
+          </wp:inline>
+        </w:drawing>
+      </w:r>
+    </w:p>
+    <w:p>
+      <w:pPr>
+        <w:pStyle w:val="Titre2"/>
+      </w:pPr>
+      <w:r>
+        <w:t>Ajout au favori</w:t>
+      </w:r>
+    </w:p>
+    <w:p>
+      <w:r>
+        <w:rPr>
+          <w:noProof/>
+        </w:rPr>
+        <w:drawing>
+          <wp:anchor distT="0" distB="0" distL="114300" distR="114300" simplePos="0" relativeHeight="251663360" behindDoc="0" locked="0" layoutInCell="1" allowOverlap="1" wp14:anchorId="3971D61B" wp14:editId="1D6C5F98">
+            <wp:simplePos x="0" y="0"/>
+            <wp:positionH relativeFrom="margin">
+              <wp:align>left</wp:align>
+            </wp:positionH>
+            <wp:positionV relativeFrom="paragraph">
+              <wp:posOffset>626110</wp:posOffset>
+            </wp:positionV>
+            <wp:extent cx="3057525" cy="2268855"/>
+            <wp:effectExtent l="0" t="0" r="0" b="0"/>
+            <wp:wrapThrough wrapText="bothSides">
+              <wp:wrapPolygon edited="0">
+                <wp:start x="0" y="0"/>
+                <wp:lineTo x="0" y="21401"/>
+                <wp:lineTo x="21398" y="21401"/>
+                <wp:lineTo x="21398" y="0"/>
+                <wp:lineTo x="0" y="0"/>
+              </wp:wrapPolygon>
+            </wp:wrapThrough>
+            <wp:docPr id="1721432792" name="Image 1" descr="Une image contenant véhicule, roue, Véhicule terrestre, pneu&#10;&#10;Description générée automatiquement"/>
+            <wp:cNvGraphicFramePr>
+              <a:graphicFrameLocks xmlns:a="http://schemas.openxmlformats.org/drawingml/2006/main" noChangeAspect="1"/>
+            </wp:cNvGraphicFramePr>
+            <a:graphic xmlns:a="http://schemas.openxmlformats.org/drawingml/2006/main">
+              <a:graphicData uri="http://schemas.openxmlformats.org/drawingml/2006/picture">
+                <pic:pic xmlns:pic="http://schemas.openxmlformats.org/drawingml/2006/picture">
+                  <pic:nvPicPr>
+                    <pic:cNvPr id="1721432792" name="Image 1" descr="Une image contenant véhicule, roue, Véhicule terrestre, pneu&#10;&#10;Description générée automatiquement"/>
+                    <pic:cNvPicPr/>
+                  </pic:nvPicPr>
+                  <pic:blipFill>
+                    <a:blip r:embed="rId17">
+                      <a:extLst>
+                        <a:ext uri="{28A0092B-C50C-407E-A947-70E740481C1C}">
+                          <a14:useLocalDpi xmlns:a14="http://schemas.microsoft.com/office/drawing/2010/main" val="0"/>
+                        </a:ext>
+                      </a:extLst>
+                    </a:blip>
+                    <a:stretch>
+                      <a:fillRect/>
+                    </a:stretch>
+                  </pic:blipFill>
+                  <pic:spPr>
+                    <a:xfrm>
+                      <a:off x="0" y="0"/>
+                      <a:ext cx="3059263" cy="2270281"/>
+                    </a:xfrm>
+                    <a:prstGeom prst="rect">
+                      <a:avLst/>
+                    </a:prstGeom>
+                  </pic:spPr>
+                </pic:pic>
+              </a:graphicData>
+            </a:graphic>
+            <wp14:sizeRelH relativeFrom="margin">
+              <wp14:pctWidth>0</wp14:pctWidth>
+            </wp14:sizeRelH>
+            <wp14:sizeRelV relativeFrom="margin">
+              <wp14:pctHeight>0</wp14:pctHeight>
+            </wp14:sizeRelV>
+          </wp:anchor>
+        </w:drawing>
+      </w:r>
+      <w:r>
+        <w:t>Lorsque vous êtes connecte vous pouvez ajouter en favoris des véhicules que vous aimez pour pouvoir la revoir plus tard sans se compliquer à la rechercher. Ensuite vous pourrez la retrouvez dans la page mes véhicules favoris.</w:t>
+      </w:r>
+    </w:p>
+    <w:p/>
+    <w:p/>
+    <w:p/>
+    <w:p/>
+    <w:p/>
+    <w:p/>
+    <w:p/>
+    <w:p/>
+    <w:p>
+      <w:r>
+        <w:rPr>
+          <w:noProof/>
+        </w:rPr>
+        <w:drawing>
+          <wp:anchor distT="0" distB="0" distL="114300" distR="114300" simplePos="0" relativeHeight="251664384" behindDoc="0" locked="0" layoutInCell="1" allowOverlap="1" wp14:anchorId="7E328F31" wp14:editId="441E3E8D">
+            <wp:simplePos x="0" y="0"/>
+            <wp:positionH relativeFrom="margin">
+              <wp:align>center</wp:align>
+            </wp:positionH>
+            <wp:positionV relativeFrom="paragraph">
+              <wp:posOffset>213360</wp:posOffset>
+            </wp:positionV>
+            <wp:extent cx="7043420" cy="626745"/>
+            <wp:effectExtent l="0" t="0" r="5080" b="1905"/>
+            <wp:wrapThrough wrapText="bothSides">
+              <wp:wrapPolygon edited="0">
+                <wp:start x="0" y="0"/>
+                <wp:lineTo x="0" y="21009"/>
+                <wp:lineTo x="21557" y="21009"/>
+                <wp:lineTo x="21557" y="0"/>
+                <wp:lineTo x="0" y="0"/>
+              </wp:wrapPolygon>
+            </wp:wrapThrough>
+            <wp:docPr id="895114991" name="Image 1"/>
+            <wp:cNvGraphicFramePr>
+              <a:graphicFrameLocks xmlns:a="http://schemas.openxmlformats.org/drawingml/2006/main" noChangeAspect="1"/>
+            </wp:cNvGraphicFramePr>
+            <a:graphic xmlns:a="http://schemas.openxmlformats.org/drawingml/2006/main">
+              <a:graphicData uri="http://schemas.openxmlformats.org/drawingml/2006/picture">
+                <pic:pic xmlns:pic="http://schemas.openxmlformats.org/drawingml/2006/picture">
+                  <pic:nvPicPr>
+                    <pic:cNvPr id="895114991" name=""/>
+                    <pic:cNvPicPr/>
+                  </pic:nvPicPr>
+                  <pic:blipFill>
+                    <a:blip r:embed="rId18">
+                      <a:extLst>
+                        <a:ext uri="{28A0092B-C50C-407E-A947-70E740481C1C}">
+                          <a14:useLocalDpi xmlns:a14="http://schemas.microsoft.com/office/drawing/2010/main" val="0"/>
+                        </a:ext>
+                      </a:extLst>
+                    </a:blip>
+                    <a:stretch>
+                      <a:fillRect/>
+                    </a:stretch>
+                  </pic:blipFill>
+                  <pic:spPr>
+                    <a:xfrm>
+                      <a:off x="0" y="0"/>
+                      <a:ext cx="7043420" cy="626745"/>
+                    </a:xfrm>
+                    <a:prstGeom prst="rect">
+                      <a:avLst/>
+                    </a:prstGeom>
+                  </pic:spPr>
+                </pic:pic>
+              </a:graphicData>
+            </a:graphic>
+            <wp14:sizeRelH relativeFrom="margin">
+              <wp14:pctWidth>0</wp14:pctWidth>
+            </wp14:sizeRelH>
+            <wp14:sizeRelV relativeFrom="margin">
+              <wp14:pctHeight>0</wp14:pctHeight>
+            </wp14:sizeRelV>
+          </wp:anchor>
+        </w:drawing>
+      </w:r>
+      <w:r>
+        <w:tab/>
+      </w:r>
+      <w:r>
+        <w:tab/>
+      </w:r>
+      <w:r>
+        <w:tab/>
+      </w:r>
+      <w:r>
+        <w:tab/>
+      </w:r>
+      <w:r>
+        <w:tab/>
+      </w:r>
+      <w:r>
+        <w:tab/>
+      </w:r>
+      <w:r>
+        <w:tab/>
+      </w:r>
+      <w:r>
+        <w:tab/>
+      </w:r>
+      <w:r>
+        <w:tab/>
+      </w:r>
+      <w:r>
+        <w:tab/>
+      </w:r>
+      <w:r>
+        <w:tab/>
+      </w:r>
+      <w:r>
+        <w:tab/>
+      </w:r>
+      <w:r>
+        <w:tab/>
+      </w:r>
+    </w:p>
+    <w:p/>
+    <w:p>
+      <w:pPr>
+        <w:pStyle w:val="Titre2"/>
+      </w:pPr>
+      <w:r>
+        <w:lastRenderedPageBreak/>
+        <w:t>Administration</w:t>
+      </w:r>
+    </w:p>
+    <w:p>
+      <w:r>
+        <w:t xml:space="preserve">Si vous êtes connectée en tant qu’administrateur vos pourrez modifier la visibilité des fiches ou modifier </w:t>
+      </w:r>
+      <w:r>
+        <w:t xml:space="preserve">les informations de la fiche </w:t>
+      </w:r>
+      <w:r>
+        <w:t>ou désactiver/activer des utilisateurs.</w:t>
+      </w:r>
+    </w:p>
+    <w:p>
+      <w:r>
+        <w:rPr>
+          <w:noProof/>
+        </w:rPr>
+        <w:drawing>
+          <wp:inline distT="0" distB="0" distL="0" distR="0" wp14:anchorId="3F9B7209" wp14:editId="0EF4D42D">
+            <wp:extent cx="5760720" cy="1186180"/>
+            <wp:effectExtent l="0" t="0" r="0" b="0"/>
+            <wp:docPr id="1620995025" name="Image 1" descr="Une image contenant texte, Police, nombre, ligne&#10;&#10;Description générée automatiquement"/>
+            <wp:cNvGraphicFramePr>
+              <a:graphicFrameLocks xmlns:a="http://schemas.openxmlformats.org/drawingml/2006/main" noChangeAspect="1"/>
+            </wp:cNvGraphicFramePr>
+            <a:graphic xmlns:a="http://schemas.openxmlformats.org/drawingml/2006/main">
+              <a:graphicData uri="http://schemas.openxmlformats.org/drawingml/2006/picture">
+                <pic:pic xmlns:pic="http://schemas.openxmlformats.org/drawingml/2006/picture">
+                  <pic:nvPicPr>
+                    <pic:cNvPr id="1620995025" name="Image 1" descr="Une image contenant texte, Police, nombre, ligne&#10;&#10;Description générée automatiquement"/>
+                    <pic:cNvPicPr/>
+                  </pic:nvPicPr>
+                  <pic:blipFill>
+                    <a:blip r:embed="rId19"/>
+                    <a:stretch>
+                      <a:fillRect/>
+                    </a:stretch>
+                  </pic:blipFill>
+                  <pic:spPr>
+                    <a:xfrm>
+                      <a:off x="0" y="0"/>
+                      <a:ext cx="5760720" cy="1186180"/>
+                    </a:xfrm>
+                    <a:prstGeom prst="rect">
+                      <a:avLst/>
+                    </a:prstGeom>
+                  </pic:spPr>
+                </pic:pic>
+              </a:graphicData>
+            </a:graphic>
+          </wp:inline>
+        </w:drawing>
+      </w:r>
+    </w:p>
+    <w:p>
+      <w:r>
+        <w:rPr>
+          <w:noProof/>
+        </w:rPr>
+        <w:drawing>
+          <wp:inline distT="0" distB="0" distL="0" distR="0" wp14:anchorId="5D4A4B6B" wp14:editId="4FD5D80B">
+            <wp:extent cx="5760720" cy="828675"/>
+            <wp:effectExtent l="0" t="0" r="0" b="9525"/>
+            <wp:docPr id="906629688" name="Image 1" descr="Une image contenant texte, capture d’écran, logiciel, Police&#10;&#10;Description générée automatiquement"/>
+            <wp:cNvGraphicFramePr>
+              <a:graphicFrameLocks xmlns:a="http://schemas.openxmlformats.org/drawingml/2006/main" noChangeAspect="1"/>
+            </wp:cNvGraphicFramePr>
+            <a:graphic xmlns:a="http://schemas.openxmlformats.org/drawingml/2006/main">
+              <a:graphicData uri="http://schemas.openxmlformats.org/drawingml/2006/picture">
+                <pic:pic xmlns:pic="http://schemas.openxmlformats.org/drawingml/2006/picture">
+                  <pic:nvPicPr>
+                    <pic:cNvPr id="906629688" name="Image 1" descr="Une image contenant texte, capture d’écran, logiciel, Police&#10;&#10;Description générée automatiquement"/>
+                    <pic:cNvPicPr/>
+                  </pic:nvPicPr>
+                  <pic:blipFill>
+                    <a:blip r:embed="rId20"/>
+                    <a:stretch>
+                      <a:fillRect/>
+                    </a:stretch>
+                  </pic:blipFill>
+                  <pic:spPr>
+                    <a:xfrm>
+                      <a:off x="0" y="0"/>
+                      <a:ext cx="5760720" cy="828675"/>
+                    </a:xfrm>
+                    <a:prstGeom prst="rect">
+                      <a:avLst/>
+                    </a:prstGeom>
+                  </pic:spPr>
+                </pic:pic>
+              </a:graphicData>
+            </a:graphic>
+          </wp:inline>
+        </w:drawing>
+      </w:r>
+    </w:p>
     <w:p/>
     <w:sectPr>
+      <w:headerReference w:type="default" r:id="rId21"/>
+      <w:footerReference w:type="default" r:id="rId22"/>
       <w:pgSz w:w="11906" w:h="16838"/>
       <w:pgMar w:top="1417" w:right="1417" w:bottom="1417" w:left="1417" w:header="708" w:footer="708" w:gutter="0"/>
       <w:cols w:space="708"/>
@@ -13,22 +1107,299 @@
 </w:document>
 </file>
 
+<file path=word/endnotes.xml><?xml version="1.0" encoding="utf-8"?>
+<w:endnotes xmlns:wpc="http://schemas.microsoft.com/office/word/2010/wordprocessingCanvas" xmlns:cx="http://schemas.microsoft.com/office/drawing/2014/chartex" xmlns:cx1="http://schemas.microsoft.com/office/drawing/2015/9/8/chartex" xmlns:cx2="http://schemas.microsoft.com/office/drawing/2015/10/21/chartex" xmlns:cx3="http://schemas.microsoft.com/office/drawing/2016/5/9/chartex" xmlns:cx4="http://schemas.microsoft.com/office/drawing/2016/5/10/chartex" xmlns:cx5="http://schemas.microsoft.com/office/drawing/2016/5/11/chartex" xmlns:cx6="http://schemas.microsoft.com/office/drawing/2016/5/12/chartex" xmlns:cx7="http://schemas.microsoft.com/office/drawing/2016/5/13/chartex" xmlns:cx8="http://schemas.microsoft.com/office/drawing/2016/5/14/chartex" xmlns:mc="http://schemas.openxmlformats.org/markup-compatibility/2006" xmlns:aink="http://schemas.microsoft.com/office/drawing/2016/ink" xmlns:am3d="http://schemas.microsoft.com/office/drawing/2017/model3d" xmlns:o="urn:schemas-microsoft-com:office:office" xmlns:oel="http://schemas.microsoft.com/office/2019/extlst" xmlns:r="http://schemas.openxmlformats.org/officeDocument/2006/relationships" xmlns:m="http://schemas.openxmlformats.org/officeDocument/2006/math" xmlns:v="urn:schemas-microsoft-com:vml" xmlns:wp14="http://schemas.microsoft.com/office/word/2010/wordprocessingDrawing" xmlns:wp="http://schemas.openxmlformats.org/drawingml/2006/wordprocessingDrawing" xmlns:w10="urn:schemas-microsoft-com:office:word" xmlns:w="http://schemas.openxmlformats.org/wordprocessingml/2006/main" xmlns:w14="http://schemas.microsoft.com/office/word/2010/wordml" xmlns:w15="http://schemas.microsoft.com/office/word/2012/wordml" xmlns:w16cex="http://schemas.microsoft.com/office/word/2018/wordml/cex" xmlns:w16cid="http://schemas.microsoft.com/office/word/2016/wordml/cid" xmlns:w16="http://schemas.microsoft.com/office/word/2018/wordml" xmlns:w16du="http://schemas.microsoft.com/office/word/2023/wordml/word16du" xmlns:w16sdtdh="http://schemas.microsoft.com/office/word/2020/wordml/sdtdatahash" xmlns:w16se="http://schemas.microsoft.com/office/word/2015/wordml/symex" xmlns:wpg="http://schemas.microsoft.com/office/word/2010/wordprocessingGroup" xmlns:wpi="http://schemas.microsoft.com/office/word/2010/wordprocessingInk" xmlns:wne="http://schemas.microsoft.com/office/word/2006/wordml" xmlns:wps="http://schemas.microsoft.com/office/word/2010/wordprocessingShape" mc:Ignorable="w14 w15 w16se w16cid w16 w16cex w16sdtdh wp14">
+  <w:endnote w:type="separator" w:id="-1">
+    <w:p>
+      <w:pPr>
+        <w:spacing w:after="0" w:line="240" w:lineRule="auto"/>
+      </w:pPr>
+      <w:r>
+        <w:separator/>
+      </w:r>
+    </w:p>
+  </w:endnote>
+  <w:endnote w:type="continuationSeparator" w:id="0">
+    <w:p>
+      <w:pPr>
+        <w:spacing w:after="0" w:line="240" w:lineRule="auto"/>
+      </w:pPr>
+      <w:r>
+        <w:continuationSeparator/>
+      </w:r>
+    </w:p>
+  </w:endnote>
+</w:endnotes>
+</file>
+
+<file path=word/footer1.xml><?xml version="1.0" encoding="utf-8"?>
+<w:ftr xmlns:wpc="http://schemas.microsoft.com/office/word/2010/wordprocessingCanvas" xmlns:cx="http://schemas.microsoft.com/office/drawing/2014/chartex" xmlns:cx1="http://schemas.microsoft.com/office/drawing/2015/9/8/chartex" xmlns:cx2="http://schemas.microsoft.com/office/drawing/2015/10/21/chartex" xmlns:cx3="http://schemas.microsoft.com/office/drawing/2016/5/9/chartex" xmlns:cx4="http://schemas.microsoft.com/office/drawing/2016/5/10/chartex" xmlns:cx5="http://schemas.microsoft.com/office/drawing/2016/5/11/chartex" xmlns:cx6="http://schemas.microsoft.com/office/drawing/2016/5/12/chartex" xmlns:cx7="http://schemas.microsoft.com/office/drawing/2016/5/13/chartex" xmlns:cx8="http://schemas.microsoft.com/office/drawing/2016/5/14/chartex" xmlns:mc="http://schemas.openxmlformats.org/markup-compatibility/2006" xmlns:aink="http://schemas.microsoft.com/office/drawing/2016/ink" xmlns:am3d="http://schemas.microsoft.com/office/drawing/2017/model3d" xmlns:o="urn:schemas-microsoft-com:office:office" xmlns:oel="http://schemas.microsoft.com/office/2019/extlst" xmlns:r="http://schemas.openxmlformats.org/officeDocument/2006/relationships" xmlns:m="http://schemas.openxmlformats.org/officeDocument/2006/math" xmlns:v="urn:schemas-microsoft-com:vml" xmlns:wp14="http://schemas.microsoft.com/office/word/2010/wordprocessingDrawing" xmlns:wp="http://schemas.openxmlformats.org/drawingml/2006/wordprocessingDrawing" xmlns:w10="urn:schemas-microsoft-com:office:word" xmlns:w="http://schemas.openxmlformats.org/wordprocessingml/2006/main" xmlns:w14="http://schemas.microsoft.com/office/word/2010/wordml" xmlns:w15="http://schemas.microsoft.com/office/word/2012/wordml" xmlns:w16cex="http://schemas.microsoft.com/office/word/2018/wordml/cex" xmlns:w16cid="http://schemas.microsoft.com/office/word/2016/wordml/cid" xmlns:w16="http://schemas.microsoft.com/office/word/2018/wordml" xmlns:w16du="http://schemas.microsoft.com/office/word/2023/wordml/word16du" xmlns:w16sdtdh="http://schemas.microsoft.com/office/word/2020/wordml/sdtdatahash" xmlns:w16se="http://schemas.microsoft.com/office/word/2015/wordml/symex" xmlns:wpg="http://schemas.microsoft.com/office/word/2010/wordprocessingGroup" xmlns:wpi="http://schemas.microsoft.com/office/word/2010/wordprocessingInk" xmlns:wne="http://schemas.microsoft.com/office/word/2006/wordml" xmlns:wps="http://schemas.microsoft.com/office/word/2010/wordprocessingShape" mc:Ignorable="w14 w15 w16se w16cid w16 w16cex w16sdtdh wp14">
+  <w:p>
+    <w:pPr>
+      <w:pStyle w:val="Pieddepage"/>
+    </w:pPr>
+    <w:r>
+      <w:fldChar w:fldCharType="begin"/>
+    </w:r>
+    <w:r>
+      <w:instrText xml:space="preserve"> TIME \@ "d MMMM yyyy" </w:instrText>
+    </w:r>
+    <w:r>
+      <w:fldChar w:fldCharType="separate"/>
+    </w:r>
+    <w:r>
+      <w:rPr>
+        <w:noProof/>
+      </w:rPr>
+      <w:t>16 mai 2023</w:t>
+    </w:r>
+    <w:r>
+      <w:fldChar w:fldCharType="end"/>
+    </w:r>
+    <w:r>
+      <w:tab/>
+    </w:r>
+    <w:r>
+      <w:tab/>
+    </w:r>
+    <w:r>
+      <w:t xml:space="preserve">Pages </w:t>
+    </w:r>
+    <w:r>
+      <w:fldChar w:fldCharType="begin"/>
+    </w:r>
+    <w:r>
+      <w:instrText xml:space="preserve"> PAGE  \* Arabic  \* MERGEFORMAT </w:instrText>
+    </w:r>
+    <w:r>
+      <w:fldChar w:fldCharType="separate"/>
+    </w:r>
+    <w:r>
+      <w:t>21</w:t>
+    </w:r>
+    <w:r>
+      <w:fldChar w:fldCharType="end"/>
+    </w:r>
+    <w:r>
+      <w:t xml:space="preserve"> sur </w:t>
+    </w:r>
+    <w:r>
+      <w:fldChar w:fldCharType="begin"/>
+    </w:r>
+    <w:r>
+      <w:instrText xml:space="preserve"> SECTIONPAGES  \* Arabic  \* MERGEFORMAT </w:instrText>
+    </w:r>
+    <w:r>
+      <w:fldChar w:fldCharType="separate"/>
+    </w:r>
+    <w:r>
+      <w:rPr>
+        <w:noProof/>
+      </w:rPr>
+      <w:t>5</w:t>
+    </w:r>
+    <w:r>
+      <w:rPr>
+        <w:noProof/>
+      </w:rPr>
+      <w:fldChar w:fldCharType="end"/>
+    </w:r>
+  </w:p>
+</w:ftr>
+</file>
+
+<file path=word/footnotes.xml><?xml version="1.0" encoding="utf-8"?>
+<w:footnotes xmlns:wpc="http://schemas.microsoft.com/office/word/2010/wordprocessingCanvas" xmlns:cx="http://schemas.microsoft.com/office/drawing/2014/chartex" xmlns:cx1="http://schemas.microsoft.com/office/drawing/2015/9/8/chartex" xmlns:cx2="http://schemas.microsoft.com/office/drawing/2015/10/21/chartex" xmlns:cx3="http://schemas.microsoft.com/office/drawing/2016/5/9/chartex" xmlns:cx4="http://schemas.microsoft.com/office/drawing/2016/5/10/chartex" xmlns:cx5="http://schemas.microsoft.com/office/drawing/2016/5/11/chartex" xmlns:cx6="http://schemas.microsoft.com/office/drawing/2016/5/12/chartex" xmlns:cx7="http://schemas.microsoft.com/office/drawing/2016/5/13/chartex" xmlns:cx8="http://schemas.microsoft.com/office/drawing/2016/5/14/chartex" xmlns:mc="http://schemas.openxmlformats.org/markup-compatibility/2006" xmlns:aink="http://schemas.microsoft.com/office/drawing/2016/ink" xmlns:am3d="http://schemas.microsoft.com/office/drawing/2017/model3d" xmlns:o="urn:schemas-microsoft-com:office:office" xmlns:oel="http://schemas.microsoft.com/office/2019/extlst" xmlns:r="http://schemas.openxmlformats.org/officeDocument/2006/relationships" xmlns:m="http://schemas.openxmlformats.org/officeDocument/2006/math" xmlns:v="urn:schemas-microsoft-com:vml" xmlns:wp14="http://schemas.microsoft.com/office/word/2010/wordprocessingDrawing" xmlns:wp="http://schemas.openxmlformats.org/drawingml/2006/wordprocessingDrawing" xmlns:w10="urn:schemas-microsoft-com:office:word" xmlns:w="http://schemas.openxmlformats.org/wordprocessingml/2006/main" xmlns:w14="http://schemas.microsoft.com/office/word/2010/wordml" xmlns:w15="http://schemas.microsoft.com/office/word/2012/wordml" xmlns:w16cex="http://schemas.microsoft.com/office/word/2018/wordml/cex" xmlns:w16cid="http://schemas.microsoft.com/office/word/2016/wordml/cid" xmlns:w16="http://schemas.microsoft.com/office/word/2018/wordml" xmlns:w16du="http://schemas.microsoft.com/office/word/2023/wordml/word16du" xmlns:w16sdtdh="http://schemas.microsoft.com/office/word/2020/wordml/sdtdatahash" xmlns:w16se="http://schemas.microsoft.com/office/word/2015/wordml/symex" xmlns:wpg="http://schemas.microsoft.com/office/word/2010/wordprocessingGroup" xmlns:wpi="http://schemas.microsoft.com/office/word/2010/wordprocessingInk" xmlns:wne="http://schemas.microsoft.com/office/word/2006/wordml" xmlns:wps="http://schemas.microsoft.com/office/word/2010/wordprocessingShape" mc:Ignorable="w14 w15 w16se w16cid w16 w16cex w16sdtdh wp14">
+  <w:footnote w:type="separator" w:id="-1">
+    <w:p>
+      <w:pPr>
+        <w:spacing w:after="0" w:line="240" w:lineRule="auto"/>
+      </w:pPr>
+      <w:r>
+        <w:separator/>
+      </w:r>
+    </w:p>
+  </w:footnote>
+  <w:footnote w:type="continuationSeparator" w:id="0">
+    <w:p>
+      <w:pPr>
+        <w:spacing w:after="0" w:line="240" w:lineRule="auto"/>
+      </w:pPr>
+      <w:r>
+        <w:continuationSeparator/>
+      </w:r>
+    </w:p>
+  </w:footnote>
+</w:footnotes>
+</file>
+
+<file path=word/header1.xml><?xml version="1.0" encoding="utf-8"?>
+<w:hdr xmlns:wpc="http://schemas.microsoft.com/office/word/2010/wordprocessingCanvas" xmlns:cx="http://schemas.microsoft.com/office/drawing/2014/chartex" xmlns:cx1="http://schemas.microsoft.com/office/drawing/2015/9/8/chartex" xmlns:cx2="http://schemas.microsoft.com/office/drawing/2015/10/21/chartex" xmlns:cx3="http://schemas.microsoft.com/office/drawing/2016/5/9/chartex" xmlns:cx4="http://schemas.microsoft.com/office/drawing/2016/5/10/chartex" xmlns:cx5="http://schemas.microsoft.com/office/drawing/2016/5/11/chartex" xmlns:cx6="http://schemas.microsoft.com/office/drawing/2016/5/12/chartex" xmlns:cx7="http://schemas.microsoft.com/office/drawing/2016/5/13/chartex" xmlns:cx8="http://schemas.microsoft.com/office/drawing/2016/5/14/chartex" xmlns:mc="http://schemas.openxmlformats.org/markup-compatibility/2006" xmlns:aink="http://schemas.microsoft.com/office/drawing/2016/ink" xmlns:am3d="http://schemas.microsoft.com/office/drawing/2017/model3d" xmlns:o="urn:schemas-microsoft-com:office:office" xmlns:oel="http://schemas.microsoft.com/office/2019/extlst" xmlns:r="http://schemas.openxmlformats.org/officeDocument/2006/relationships" xmlns:m="http://schemas.openxmlformats.org/officeDocument/2006/math" xmlns:v="urn:schemas-microsoft-com:vml" xmlns:wp14="http://schemas.microsoft.com/office/word/2010/wordprocessingDrawing" xmlns:wp="http://schemas.openxmlformats.org/drawingml/2006/wordprocessingDrawing" xmlns:w10="urn:schemas-microsoft-com:office:word" xmlns:w="http://schemas.openxmlformats.org/wordprocessingml/2006/main" xmlns:w14="http://schemas.microsoft.com/office/word/2010/wordml" xmlns:w15="http://schemas.microsoft.com/office/word/2012/wordml" xmlns:w16cex="http://schemas.microsoft.com/office/word/2018/wordml/cex" xmlns:w16cid="http://schemas.microsoft.com/office/word/2016/wordml/cid" xmlns:w16="http://schemas.microsoft.com/office/word/2018/wordml" xmlns:w16du="http://schemas.microsoft.com/office/word/2023/wordml/word16du" xmlns:w16sdtdh="http://schemas.microsoft.com/office/word/2020/wordml/sdtdatahash" xmlns:w16se="http://schemas.microsoft.com/office/word/2015/wordml/symex" xmlns:wpg="http://schemas.microsoft.com/office/word/2010/wordprocessingGroup" xmlns:wpi="http://schemas.microsoft.com/office/word/2010/wordprocessingInk" xmlns:wne="http://schemas.microsoft.com/office/word/2006/wordml" xmlns:wps="http://schemas.microsoft.com/office/word/2010/wordprocessingShape" mc:Ignorable="w14 w15 w16se w16cid w16 w16cex w16sdtdh wp14">
+  <w:p>
+    <w:pPr>
+      <w:pStyle w:val="En-tte"/>
+    </w:pPr>
+    <w:r>
+      <w:t>Ilan</w:t>
+    </w:r>
+    <w:r>
+      <w:t xml:space="preserve"> </w:t>
+    </w:r>
+    <w:r>
+      <w:t>Maleq</w:t>
+    </w:r>
+    <w:r>
+      <w:t xml:space="preserve">                          </w:t>
+    </w:r>
+    <w:r>
+      <w:tab/>
+    </w:r>
+    <w:r>
+      <w:t>Travail Pratique Individuel</w:t>
+    </w:r>
+    <w:r>
+      <w:tab/>
+      <w:t>I-FA-P3B</w:t>
+    </w:r>
+  </w:p>
+</w:hdr>
+</file>
+
+<file path=word/numbering.xml><?xml version="1.0" encoding="utf-8"?>
+<w:numbering xmlns:wpc="http://schemas.microsoft.com/office/word/2010/wordprocessingCanvas" xmlns:cx="http://schemas.microsoft.com/office/drawing/2014/chartex" xmlns:cx1="http://schemas.microsoft.com/office/drawing/2015/9/8/chartex" xmlns:cx2="http://schemas.microsoft.com/office/drawing/2015/10/21/chartex" xmlns:cx3="http://schemas.microsoft.com/office/drawing/2016/5/9/chartex" xmlns:cx4="http://schemas.microsoft.com/office/drawing/2016/5/10/chartex" xmlns:cx5="http://schemas.microsoft.com/office/drawing/2016/5/11/chartex" xmlns:cx6="http://schemas.microsoft.com/office/drawing/2016/5/12/chartex" xmlns:cx7="http://schemas.microsoft.com/office/drawing/2016/5/13/chartex" xmlns:cx8="http://schemas.microsoft.com/office/drawing/2016/5/14/chartex" xmlns:mc="http://schemas.openxmlformats.org/markup-compatibility/2006" xmlns:aink="http://schemas.microsoft.com/office/drawing/2016/ink" xmlns:am3d="http://schemas.microsoft.com/office/drawing/2017/model3d" xmlns:o="urn:schemas-microsoft-com:office:office" xmlns:oel="http://schemas.microsoft.com/office/2019/extlst" xmlns:r="http://schemas.openxmlformats.org/officeDocument/2006/relationships" xmlns:m="http://schemas.openxmlformats.org/officeDocument/2006/math" xmlns:v="urn:schemas-microsoft-com:vml" xmlns:wp14="http://schemas.microsoft.com/office/word/2010/wordprocessingDrawing" xmlns:wp="http://schemas.openxmlformats.org/drawingml/2006/wordprocessingDrawing" xmlns:w10="urn:schemas-microsoft-com:office:word" xmlns:w="http://schemas.openxmlformats.org/wordprocessingml/2006/main" xmlns:w14="http://schemas.microsoft.com/office/word/2010/wordml" xmlns:w15="http://schemas.microsoft.com/office/word/2012/wordml" xmlns:w16cex="http://schemas.microsoft.com/office/word/2018/wordml/cex" xmlns:w16cid="http://schemas.microsoft.com/office/word/2016/wordml/cid" xmlns:w16="http://schemas.microsoft.com/office/word/2018/wordml" xmlns:w16du="http://schemas.microsoft.com/office/word/2023/wordml/word16du" xmlns:w16sdtdh="http://schemas.microsoft.com/office/word/2020/wordml/sdtdatahash" xmlns:w16se="http://schemas.microsoft.com/office/word/2015/wordml/symex" xmlns:wpg="http://schemas.microsoft.com/office/word/2010/wordprocessingGroup" xmlns:wpi="http://schemas.microsoft.com/office/word/2010/wordprocessingInk" xmlns:wne="http://schemas.microsoft.com/office/word/2006/wordml" xmlns:wps="http://schemas.microsoft.com/office/word/2010/wordprocessingShape" mc:Ignorable="w14 w15 w16se w16cid w16 w16cex w16sdtdh wp14">
+  <w:abstractNum w:abstractNumId="0" w15:restartNumberingAfterBreak="0">
+    <w:nsid w:val="1482775B"/>
+    <w:multiLevelType w:val="multilevel"/>
+    <w:tmpl w:val="0EBA3C40"/>
+    <w:lvl w:ilvl="0">
+      <w:start w:val="1"/>
+      <w:numFmt w:val="decimal"/>
+      <w:lvlText w:val="%1"/>
+      <w:lvlJc w:val="left"/>
+      <w:pPr>
+        <w:ind w:left="432" w:hanging="432"/>
+      </w:pPr>
+    </w:lvl>
+    <w:lvl w:ilvl="1">
+      <w:start w:val="1"/>
+      <w:numFmt w:val="decimal"/>
+      <w:lvlText w:val="%1.%2"/>
+      <w:lvlJc w:val="left"/>
+      <w:pPr>
+        <w:ind w:left="576" w:hanging="576"/>
+      </w:pPr>
+    </w:lvl>
+    <w:lvl w:ilvl="2">
+      <w:start w:val="1"/>
+      <w:numFmt w:val="decimal"/>
+      <w:lvlText w:val="%1.%2.%3"/>
+      <w:lvlJc w:val="left"/>
+      <w:pPr>
+        <w:ind w:left="720" w:hanging="720"/>
+      </w:pPr>
+    </w:lvl>
+    <w:lvl w:ilvl="3">
+      <w:start w:val="1"/>
+      <w:numFmt w:val="decimal"/>
+      <w:lvlText w:val="%1.%2.%3.%4"/>
+      <w:lvlJc w:val="left"/>
+      <w:pPr>
+        <w:ind w:left="864" w:hanging="864"/>
+      </w:pPr>
+    </w:lvl>
+    <w:lvl w:ilvl="4">
+      <w:start w:val="1"/>
+      <w:numFmt w:val="decimal"/>
+      <w:lvlText w:val="%1.%2.%3.%4.%5"/>
+      <w:lvlJc w:val="left"/>
+      <w:pPr>
+        <w:ind w:left="1008" w:hanging="1008"/>
+      </w:pPr>
+    </w:lvl>
+    <w:lvl w:ilvl="5">
+      <w:start w:val="1"/>
+      <w:numFmt w:val="decimal"/>
+      <w:lvlText w:val="%1.%2.%3.%4.%5.%6"/>
+      <w:lvlJc w:val="left"/>
+      <w:pPr>
+        <w:ind w:left="1152" w:hanging="1152"/>
+      </w:pPr>
+    </w:lvl>
+    <w:lvl w:ilvl="6">
+      <w:start w:val="1"/>
+      <w:numFmt w:val="decimal"/>
+      <w:lvlText w:val="%1.%2.%3.%4.%5.%6.%7"/>
+      <w:lvlJc w:val="left"/>
+      <w:pPr>
+        <w:ind w:left="1296" w:hanging="1296"/>
+      </w:pPr>
+    </w:lvl>
+    <w:lvl w:ilvl="7">
+      <w:start w:val="1"/>
+      <w:numFmt w:val="decimal"/>
+      <w:lvlText w:val="%1.%2.%3.%4.%5.%6.%7.%8"/>
+      <w:lvlJc w:val="left"/>
+      <w:pPr>
+        <w:ind w:left="1440" w:hanging="1440"/>
+      </w:pPr>
+    </w:lvl>
+    <w:lvl w:ilvl="8">
+      <w:start w:val="1"/>
+      <w:numFmt w:val="decimal"/>
+      <w:lvlText w:val="%1.%2.%3.%4.%5.%6.%7.%8.%9"/>
+      <w:lvlJc w:val="left"/>
+      <w:pPr>
+        <w:ind w:left="1584" w:hanging="1584"/>
+      </w:pPr>
+    </w:lvl>
+  </w:abstractNum>
+  <w:num w:numId="1" w16cid:durableId="1948921948">
+    <w:abstractNumId w:val="0"/>
+  </w:num>
+  <w:num w:numId="2" w16cid:durableId="452989687">
+    <w:abstractNumId w:val="0"/>
+  </w:num>
+  <w:num w:numId="3" w16cid:durableId="821701914">
+    <w:abstractNumId w:val="0"/>
+  </w:num>
+  <w:num w:numId="4" w16cid:durableId="1851287991">
+    <w:abstractNumId w:val="0"/>
+  </w:num>
+  <w:num w:numId="5" w16cid:durableId="156576855">
+    <w:abstractNumId w:val="0"/>
+  </w:num>
+  <w:num w:numId="6" w16cid:durableId="990256068">
+    <w:abstractNumId w:val="0"/>
+  </w:num>
+  <w:num w:numId="7" w16cid:durableId="1572084115">
+    <w:abstractNumId w:val="0"/>
+  </w:num>
+  <w:num w:numId="8" w16cid:durableId="1048839703">
+    <w:abstractNumId w:val="0"/>
+  </w:num>
+  <w:num w:numId="9" w16cid:durableId="124080828">
+    <w:abstractNumId w:val="0"/>
+  </w:num>
+  <w:num w:numId="10" w16cid:durableId="1672680217">
+    <w:abstractNumId w:val="0"/>
+  </w:num>
+</w:numbering>
+</file>
+
 <file path=word/styles.xml><?xml version="1.0" encoding="utf-8"?>
 <w:styles xmlns:mc="http://schemas.openxmlformats.org/markup-compatibility/2006" xmlns:r="http://schemas.openxmlformats.org/officeDocument/2006/relationships" xmlns:w="http://schemas.openxmlformats.org/wordprocessingml/2006/main" xmlns:w14="http://schemas.microsoft.com/office/word/2010/wordml" xmlns:w15="http://schemas.microsoft.com/office/word/2012/wordml" xmlns:w16cex="http://schemas.microsoft.com/office/word/2018/wordml/cex" xmlns:w16cid="http://schemas.microsoft.com/office/word/2016/wordml/cid" xmlns:w16="http://schemas.microsoft.com/office/word/2018/wordml" xmlns:w16sdtdh="http://schemas.microsoft.com/office/word/2020/wordml/sdtdatahash" xmlns:w16se="http://schemas.microsoft.com/office/word/2015/wordml/symex" mc:Ignorable="w14 w15 w16se w16cid w16 w16cex w16sdtdh">
   <w:docDefaults>
     <w:rPrDefault>
       <w:rPr>
-        <w:rFonts w:asciiTheme="minorHAnsi" w:eastAsiaTheme="minorHAnsi" w:hAnsiTheme="minorHAnsi" w:cstheme="minorBidi"/>
-        <w:kern w:val="2"/>
+        <w:rFonts w:asciiTheme="minorHAnsi" w:eastAsiaTheme="minorEastAsia" w:hAnsiTheme="minorHAnsi" w:cstheme="minorBidi"/>
         <w:sz w:val="22"/>
         <w:szCs w:val="22"/>
         <w:lang w:val="fr-CH" w:eastAsia="en-US" w:bidi="ar-SA"/>
-        <w14:ligatures w14:val="standardContextual"/>
       </w:rPr>
     </w:rPrDefault>
     <w:pPrDefault>
       <w:pPr>
-        <w:spacing w:after="160" w:line="259" w:lineRule="auto"/>
+        <w:spacing w:after="200" w:line="276" w:lineRule="auto"/>
       </w:pPr>
     </w:pPrDefault>
   </w:docDefaults>
@@ -413,6 +1784,217 @@
   <w:style w:type="paragraph" w:default="1" w:styleId="Normal">
     <w:name w:val="Normal"/>
     <w:qFormat/>
+    <w:rsid w:val="00BE153E"/>
+    <w:rPr>
+      <w:rFonts w:ascii="Arial" w:hAnsi="Arial"/>
+    </w:rPr>
+  </w:style>
+  <w:style w:type="paragraph" w:styleId="Titre1">
+    <w:name w:val="heading 1"/>
+    <w:basedOn w:val="Normal"/>
+    <w:next w:val="Normal"/>
+    <w:link w:val="Titre1Car"/>
+    <w:uiPriority w:val="9"/>
+    <w:qFormat/>
+    <w:rsid w:val="00BE153E"/>
+    <w:pPr>
+      <w:keepNext/>
+      <w:keepLines/>
+      <w:spacing w:before="480" w:after="0"/>
+      <w:outlineLvl w:val="0"/>
+    </w:pPr>
+    <w:rPr>
+      <w:rFonts w:eastAsiaTheme="majorEastAsia" w:cstheme="majorBidi"/>
+      <w:b/>
+      <w:bCs/>
+      <w:color w:val="1481AB" w:themeColor="accent1" w:themeShade="BF"/>
+      <w:sz w:val="28"/>
+      <w:szCs w:val="28"/>
+    </w:rPr>
+  </w:style>
+  <w:style w:type="paragraph" w:styleId="Titre2">
+    <w:name w:val="heading 2"/>
+    <w:basedOn w:val="Normal"/>
+    <w:next w:val="Normal"/>
+    <w:link w:val="Titre2Car"/>
+    <w:uiPriority w:val="9"/>
+    <w:unhideWhenUsed/>
+    <w:qFormat/>
+    <w:rsid w:val="00BE153E"/>
+    <w:pPr>
+      <w:keepNext/>
+      <w:keepLines/>
+      <w:spacing w:before="200" w:after="0"/>
+      <w:outlineLvl w:val="1"/>
+    </w:pPr>
+    <w:rPr>
+      <w:rFonts w:asciiTheme="majorHAnsi" w:eastAsiaTheme="majorEastAsia" w:hAnsiTheme="majorHAnsi" w:cstheme="majorBidi"/>
+      <w:b/>
+      <w:bCs/>
+      <w:color w:val="1CADE4" w:themeColor="accent1"/>
+      <w:sz w:val="26"/>
+      <w:szCs w:val="26"/>
+    </w:rPr>
+  </w:style>
+  <w:style w:type="paragraph" w:styleId="Titre3">
+    <w:name w:val="heading 3"/>
+    <w:basedOn w:val="Normal"/>
+    <w:next w:val="Normal"/>
+    <w:link w:val="Titre3Car"/>
+    <w:uiPriority w:val="9"/>
+    <w:unhideWhenUsed/>
+    <w:qFormat/>
+    <w:rsid w:val="00BE153E"/>
+    <w:pPr>
+      <w:keepNext/>
+      <w:keepLines/>
+      <w:spacing w:before="200" w:after="0"/>
+      <w:outlineLvl w:val="2"/>
+    </w:pPr>
+    <w:rPr>
+      <w:rFonts w:eastAsiaTheme="majorEastAsia" w:cstheme="majorBidi"/>
+      <w:b/>
+      <w:bCs/>
+      <w:color w:val="1CADE4" w:themeColor="accent1"/>
+    </w:rPr>
+  </w:style>
+  <w:style w:type="paragraph" w:styleId="Titre4">
+    <w:name w:val="heading 4"/>
+    <w:basedOn w:val="Normal"/>
+    <w:next w:val="Normal"/>
+    <w:link w:val="Titre4Car"/>
+    <w:uiPriority w:val="9"/>
+    <w:unhideWhenUsed/>
+    <w:qFormat/>
+    <w:rsid w:val="00BE153E"/>
+    <w:pPr>
+      <w:keepNext/>
+      <w:keepLines/>
+      <w:spacing w:before="200" w:after="0"/>
+      <w:outlineLvl w:val="3"/>
+    </w:pPr>
+    <w:rPr>
+      <w:rFonts w:asciiTheme="majorHAnsi" w:eastAsiaTheme="majorEastAsia" w:hAnsiTheme="majorHAnsi" w:cstheme="majorBidi"/>
+      <w:b/>
+      <w:bCs/>
+      <w:i/>
+      <w:iCs/>
+      <w:color w:val="1CADE4" w:themeColor="accent1"/>
+    </w:rPr>
+  </w:style>
+  <w:style w:type="paragraph" w:styleId="Titre5">
+    <w:name w:val="heading 5"/>
+    <w:basedOn w:val="Normal"/>
+    <w:next w:val="Normal"/>
+    <w:link w:val="Titre5Car"/>
+    <w:uiPriority w:val="9"/>
+    <w:unhideWhenUsed/>
+    <w:qFormat/>
+    <w:rsid w:val="00BE153E"/>
+    <w:pPr>
+      <w:keepNext/>
+      <w:keepLines/>
+      <w:spacing w:before="200" w:after="0"/>
+      <w:outlineLvl w:val="4"/>
+    </w:pPr>
+    <w:rPr>
+      <w:rFonts w:asciiTheme="majorHAnsi" w:eastAsiaTheme="majorEastAsia" w:hAnsiTheme="majorHAnsi" w:cstheme="majorBidi"/>
+      <w:color w:val="0D5571" w:themeColor="accent1" w:themeShade="7F"/>
+    </w:rPr>
+  </w:style>
+  <w:style w:type="paragraph" w:styleId="Titre6">
+    <w:name w:val="heading 6"/>
+    <w:basedOn w:val="Normal"/>
+    <w:next w:val="Normal"/>
+    <w:link w:val="Titre6Car"/>
+    <w:uiPriority w:val="9"/>
+    <w:semiHidden/>
+    <w:unhideWhenUsed/>
+    <w:qFormat/>
+    <w:rsid w:val="00BE153E"/>
+    <w:pPr>
+      <w:keepNext/>
+      <w:keepLines/>
+      <w:spacing w:before="200" w:after="0"/>
+      <w:outlineLvl w:val="5"/>
+    </w:pPr>
+    <w:rPr>
+      <w:rFonts w:asciiTheme="majorHAnsi" w:eastAsiaTheme="majorEastAsia" w:hAnsiTheme="majorHAnsi" w:cstheme="majorBidi"/>
+      <w:i/>
+      <w:iCs/>
+      <w:color w:val="0D5571" w:themeColor="accent1" w:themeShade="7F"/>
+    </w:rPr>
+  </w:style>
+  <w:style w:type="paragraph" w:styleId="Titre7">
+    <w:name w:val="heading 7"/>
+    <w:basedOn w:val="Normal"/>
+    <w:next w:val="Normal"/>
+    <w:link w:val="Titre7Car"/>
+    <w:uiPriority w:val="9"/>
+    <w:semiHidden/>
+    <w:unhideWhenUsed/>
+    <w:qFormat/>
+    <w:rsid w:val="00BE153E"/>
+    <w:pPr>
+      <w:keepNext/>
+      <w:keepLines/>
+      <w:spacing w:before="200" w:after="0"/>
+      <w:outlineLvl w:val="6"/>
+    </w:pPr>
+    <w:rPr>
+      <w:rFonts w:asciiTheme="majorHAnsi" w:eastAsiaTheme="majorEastAsia" w:hAnsiTheme="majorHAnsi" w:cstheme="majorBidi"/>
+      <w:i/>
+      <w:iCs/>
+      <w:color w:val="404040" w:themeColor="text1" w:themeTint="BF"/>
+    </w:rPr>
+  </w:style>
+  <w:style w:type="paragraph" w:styleId="Titre8">
+    <w:name w:val="heading 8"/>
+    <w:basedOn w:val="Normal"/>
+    <w:next w:val="Normal"/>
+    <w:link w:val="Titre8Car"/>
+    <w:uiPriority w:val="9"/>
+    <w:semiHidden/>
+    <w:unhideWhenUsed/>
+    <w:qFormat/>
+    <w:rsid w:val="00BE153E"/>
+    <w:pPr>
+      <w:keepNext/>
+      <w:keepLines/>
+      <w:spacing w:before="200" w:after="0"/>
+      <w:outlineLvl w:val="7"/>
+    </w:pPr>
+    <w:rPr>
+      <w:rFonts w:asciiTheme="majorHAnsi" w:eastAsiaTheme="majorEastAsia" w:hAnsiTheme="majorHAnsi" w:cstheme="majorBidi"/>
+      <w:color w:val="1CADE4" w:themeColor="accent1"/>
+      <w:sz w:val="20"/>
+      <w:szCs w:val="20"/>
+    </w:rPr>
+  </w:style>
+  <w:style w:type="paragraph" w:styleId="Titre9">
+    <w:name w:val="heading 9"/>
+    <w:basedOn w:val="Normal"/>
+    <w:next w:val="Normal"/>
+    <w:link w:val="Titre9Car"/>
+    <w:uiPriority w:val="9"/>
+    <w:semiHidden/>
+    <w:unhideWhenUsed/>
+    <w:qFormat/>
+    <w:rsid w:val="00BE153E"/>
+    <w:pPr>
+      <w:keepNext/>
+      <w:keepLines/>
+      <w:spacing w:before="200" w:after="0"/>
+      <w:outlineLvl w:val="8"/>
+    </w:pPr>
+    <w:rPr>
+      <w:rFonts w:asciiTheme="majorHAnsi" w:eastAsiaTheme="majorEastAsia" w:hAnsiTheme="majorHAnsi" w:cstheme="majorBidi"/>
+      <w:i/>
+      <w:iCs/>
+      <w:color w:val="404040" w:themeColor="text1" w:themeTint="BF"/>
+      <w:sz w:val="20"/>
+      <w:szCs w:val="20"/>
+    </w:rPr>
   </w:style>
   <w:style w:type="character" w:default="1" w:styleId="Policepardfaut">
     <w:name w:val="Default Paragraph Font"/>
@@ -441,13 +2023,463 @@
     <w:semiHidden/>
     <w:unhideWhenUsed/>
   </w:style>
+  <w:style w:type="character" w:customStyle="1" w:styleId="Titre1Car">
+    <w:name w:val="Titre 1 Car"/>
+    <w:basedOn w:val="Policepardfaut"/>
+    <w:link w:val="Titre1"/>
+    <w:uiPriority w:val="9"/>
+    <w:rsid w:val="00BE153E"/>
+    <w:rPr>
+      <w:rFonts w:ascii="Arial" w:eastAsiaTheme="majorEastAsia" w:hAnsi="Arial" w:cstheme="majorBidi"/>
+      <w:b/>
+      <w:bCs/>
+      <w:color w:val="1481AB" w:themeColor="accent1" w:themeShade="BF"/>
+      <w:sz w:val="28"/>
+      <w:szCs w:val="28"/>
+    </w:rPr>
+  </w:style>
+  <w:style w:type="character" w:customStyle="1" w:styleId="Titre2Car">
+    <w:name w:val="Titre 2 Car"/>
+    <w:basedOn w:val="Policepardfaut"/>
+    <w:link w:val="Titre2"/>
+    <w:uiPriority w:val="9"/>
+    <w:rsid w:val="00BE153E"/>
+    <w:rPr>
+      <w:rFonts w:asciiTheme="majorHAnsi" w:eastAsiaTheme="majorEastAsia" w:hAnsiTheme="majorHAnsi" w:cstheme="majorBidi"/>
+      <w:b/>
+      <w:bCs/>
+      <w:color w:val="1CADE4" w:themeColor="accent1"/>
+      <w:sz w:val="26"/>
+      <w:szCs w:val="26"/>
+    </w:rPr>
+  </w:style>
+  <w:style w:type="character" w:customStyle="1" w:styleId="Titre3Car">
+    <w:name w:val="Titre 3 Car"/>
+    <w:basedOn w:val="Policepardfaut"/>
+    <w:link w:val="Titre3"/>
+    <w:uiPriority w:val="9"/>
+    <w:rsid w:val="00BE153E"/>
+    <w:rPr>
+      <w:rFonts w:ascii="Arial" w:eastAsiaTheme="majorEastAsia" w:hAnsi="Arial" w:cstheme="majorBidi"/>
+      <w:b/>
+      <w:bCs/>
+      <w:color w:val="1CADE4" w:themeColor="accent1"/>
+    </w:rPr>
+  </w:style>
+  <w:style w:type="character" w:customStyle="1" w:styleId="Titre4Car">
+    <w:name w:val="Titre 4 Car"/>
+    <w:basedOn w:val="Policepardfaut"/>
+    <w:link w:val="Titre4"/>
+    <w:uiPriority w:val="9"/>
+    <w:rsid w:val="00BE153E"/>
+    <w:rPr>
+      <w:rFonts w:asciiTheme="majorHAnsi" w:eastAsiaTheme="majorEastAsia" w:hAnsiTheme="majorHAnsi" w:cstheme="majorBidi"/>
+      <w:b/>
+      <w:bCs/>
+      <w:i/>
+      <w:iCs/>
+      <w:color w:val="1CADE4" w:themeColor="accent1"/>
+    </w:rPr>
+  </w:style>
+  <w:style w:type="character" w:customStyle="1" w:styleId="Titre5Car">
+    <w:name w:val="Titre 5 Car"/>
+    <w:basedOn w:val="Policepardfaut"/>
+    <w:link w:val="Titre5"/>
+    <w:uiPriority w:val="9"/>
+    <w:rsid w:val="00BE153E"/>
+    <w:rPr>
+      <w:rFonts w:asciiTheme="majorHAnsi" w:eastAsiaTheme="majorEastAsia" w:hAnsiTheme="majorHAnsi" w:cstheme="majorBidi"/>
+      <w:color w:val="0D5571" w:themeColor="accent1" w:themeShade="7F"/>
+    </w:rPr>
+  </w:style>
+  <w:style w:type="character" w:customStyle="1" w:styleId="Titre6Car">
+    <w:name w:val="Titre 6 Car"/>
+    <w:basedOn w:val="Policepardfaut"/>
+    <w:link w:val="Titre6"/>
+    <w:uiPriority w:val="9"/>
+    <w:semiHidden/>
+    <w:rsid w:val="00BE153E"/>
+    <w:rPr>
+      <w:rFonts w:asciiTheme="majorHAnsi" w:eastAsiaTheme="majorEastAsia" w:hAnsiTheme="majorHAnsi" w:cstheme="majorBidi"/>
+      <w:i/>
+      <w:iCs/>
+      <w:color w:val="0D5571" w:themeColor="accent1" w:themeShade="7F"/>
+    </w:rPr>
+  </w:style>
+  <w:style w:type="character" w:customStyle="1" w:styleId="Titre7Car">
+    <w:name w:val="Titre 7 Car"/>
+    <w:basedOn w:val="Policepardfaut"/>
+    <w:link w:val="Titre7"/>
+    <w:uiPriority w:val="9"/>
+    <w:semiHidden/>
+    <w:rsid w:val="00BE153E"/>
+    <w:rPr>
+      <w:rFonts w:asciiTheme="majorHAnsi" w:eastAsiaTheme="majorEastAsia" w:hAnsiTheme="majorHAnsi" w:cstheme="majorBidi"/>
+      <w:i/>
+      <w:iCs/>
+      <w:color w:val="404040" w:themeColor="text1" w:themeTint="BF"/>
+    </w:rPr>
+  </w:style>
+  <w:style w:type="character" w:customStyle="1" w:styleId="Titre8Car">
+    <w:name w:val="Titre 8 Car"/>
+    <w:basedOn w:val="Policepardfaut"/>
+    <w:link w:val="Titre8"/>
+    <w:uiPriority w:val="9"/>
+    <w:semiHidden/>
+    <w:rsid w:val="00BE153E"/>
+    <w:rPr>
+      <w:rFonts w:asciiTheme="majorHAnsi" w:eastAsiaTheme="majorEastAsia" w:hAnsiTheme="majorHAnsi" w:cstheme="majorBidi"/>
+      <w:color w:val="1CADE4" w:themeColor="accent1"/>
+      <w:sz w:val="20"/>
+      <w:szCs w:val="20"/>
+    </w:rPr>
+  </w:style>
+  <w:style w:type="character" w:customStyle="1" w:styleId="Titre9Car">
+    <w:name w:val="Titre 9 Car"/>
+    <w:basedOn w:val="Policepardfaut"/>
+    <w:link w:val="Titre9"/>
+    <w:uiPriority w:val="9"/>
+    <w:semiHidden/>
+    <w:rsid w:val="00BE153E"/>
+    <w:rPr>
+      <w:rFonts w:asciiTheme="majorHAnsi" w:eastAsiaTheme="majorEastAsia" w:hAnsiTheme="majorHAnsi" w:cstheme="majorBidi"/>
+      <w:i/>
+      <w:iCs/>
+      <w:color w:val="404040" w:themeColor="text1" w:themeTint="BF"/>
+      <w:sz w:val="20"/>
+      <w:szCs w:val="20"/>
+    </w:rPr>
+  </w:style>
+  <w:style w:type="paragraph" w:styleId="Lgende">
+    <w:name w:val="caption"/>
+    <w:basedOn w:val="Normal"/>
+    <w:next w:val="Normal"/>
+    <w:uiPriority w:val="35"/>
+    <w:semiHidden/>
+    <w:unhideWhenUsed/>
+    <w:qFormat/>
+    <w:rsid w:val="00BE153E"/>
+    <w:pPr>
+      <w:spacing w:line="240" w:lineRule="auto"/>
+    </w:pPr>
+    <w:rPr>
+      <w:b/>
+      <w:bCs/>
+      <w:color w:val="1CADE4" w:themeColor="accent1"/>
+      <w:sz w:val="18"/>
+      <w:szCs w:val="18"/>
+    </w:rPr>
+  </w:style>
+  <w:style w:type="paragraph" w:styleId="Titre">
+    <w:name w:val="Title"/>
+    <w:basedOn w:val="Normal"/>
+    <w:next w:val="Normal"/>
+    <w:link w:val="TitreCar"/>
+    <w:uiPriority w:val="10"/>
+    <w:qFormat/>
+    <w:rsid w:val="00BE153E"/>
+    <w:pPr>
+      <w:pBdr>
+        <w:bottom w:val="single" w:sz="8" w:space="4" w:color="1CADE4" w:themeColor="accent1"/>
+      </w:pBdr>
+      <w:spacing w:after="300" w:line="240" w:lineRule="auto"/>
+      <w:contextualSpacing/>
+    </w:pPr>
+    <w:rPr>
+      <w:rFonts w:asciiTheme="majorHAnsi" w:eastAsiaTheme="majorEastAsia" w:hAnsiTheme="majorHAnsi" w:cstheme="majorBidi"/>
+      <w:color w:val="0F637A" w:themeColor="text2" w:themeShade="BF"/>
+      <w:spacing w:val="5"/>
+      <w:sz w:val="52"/>
+      <w:szCs w:val="52"/>
+    </w:rPr>
+  </w:style>
+  <w:style w:type="character" w:customStyle="1" w:styleId="TitreCar">
+    <w:name w:val="Titre Car"/>
+    <w:basedOn w:val="Policepardfaut"/>
+    <w:link w:val="Titre"/>
+    <w:uiPriority w:val="10"/>
+    <w:rsid w:val="00BE153E"/>
+    <w:rPr>
+      <w:rFonts w:asciiTheme="majorHAnsi" w:eastAsiaTheme="majorEastAsia" w:hAnsiTheme="majorHAnsi" w:cstheme="majorBidi"/>
+      <w:color w:val="0F637A" w:themeColor="text2" w:themeShade="BF"/>
+      <w:spacing w:val="5"/>
+      <w:sz w:val="52"/>
+      <w:szCs w:val="52"/>
+    </w:rPr>
+  </w:style>
+  <w:style w:type="paragraph" w:styleId="Sous-titre">
+    <w:name w:val="Subtitle"/>
+    <w:basedOn w:val="Normal"/>
+    <w:next w:val="Normal"/>
+    <w:link w:val="Sous-titreCar"/>
+    <w:uiPriority w:val="11"/>
+    <w:qFormat/>
+    <w:rsid w:val="00BE153E"/>
+    <w:pPr>
+      <w:numPr>
+        <w:ilvl w:val="1"/>
+      </w:numPr>
+    </w:pPr>
+    <w:rPr>
+      <w:rFonts w:asciiTheme="majorHAnsi" w:eastAsiaTheme="majorEastAsia" w:hAnsiTheme="majorHAnsi" w:cstheme="majorBidi"/>
+      <w:i/>
+      <w:iCs/>
+      <w:color w:val="1CADE4" w:themeColor="accent1"/>
+      <w:spacing w:val="15"/>
+      <w:sz w:val="24"/>
+      <w:szCs w:val="24"/>
+    </w:rPr>
+  </w:style>
+  <w:style w:type="character" w:customStyle="1" w:styleId="Sous-titreCar">
+    <w:name w:val="Sous-titre Car"/>
+    <w:basedOn w:val="Policepardfaut"/>
+    <w:link w:val="Sous-titre"/>
+    <w:uiPriority w:val="11"/>
+    <w:rsid w:val="00BE153E"/>
+    <w:rPr>
+      <w:rFonts w:asciiTheme="majorHAnsi" w:eastAsiaTheme="majorEastAsia" w:hAnsiTheme="majorHAnsi" w:cstheme="majorBidi"/>
+      <w:i/>
+      <w:iCs/>
+      <w:color w:val="1CADE4" w:themeColor="accent1"/>
+      <w:spacing w:val="15"/>
+      <w:sz w:val="24"/>
+      <w:szCs w:val="24"/>
+    </w:rPr>
+  </w:style>
+  <w:style w:type="character" w:styleId="lev">
+    <w:name w:val="Strong"/>
+    <w:basedOn w:val="Policepardfaut"/>
+    <w:uiPriority w:val="22"/>
+    <w:qFormat/>
+    <w:rsid w:val="00BE153E"/>
+    <w:rPr>
+      <w:b/>
+      <w:bCs/>
+    </w:rPr>
+  </w:style>
+  <w:style w:type="character" w:styleId="Accentuation">
+    <w:name w:val="Emphasis"/>
+    <w:basedOn w:val="Policepardfaut"/>
+    <w:uiPriority w:val="20"/>
+    <w:qFormat/>
+    <w:rsid w:val="00BE153E"/>
+    <w:rPr>
+      <w:i/>
+      <w:iCs/>
+    </w:rPr>
+  </w:style>
+  <w:style w:type="paragraph" w:styleId="Sansinterligne">
+    <w:name w:val="No Spacing"/>
+    <w:uiPriority w:val="1"/>
+    <w:qFormat/>
+    <w:rsid w:val="00BE153E"/>
+    <w:pPr>
+      <w:spacing w:after="0" w:line="240" w:lineRule="auto"/>
+    </w:pPr>
+    <w:rPr>
+      <w:rFonts w:ascii="Arial" w:hAnsi="Arial"/>
+    </w:rPr>
+  </w:style>
+  <w:style w:type="paragraph" w:styleId="Citation">
+    <w:name w:val="Quote"/>
+    <w:basedOn w:val="Normal"/>
+    <w:next w:val="Normal"/>
+    <w:link w:val="CitationCar"/>
+    <w:uiPriority w:val="29"/>
+    <w:qFormat/>
+    <w:rsid w:val="00BE153E"/>
+    <w:rPr>
+      <w:i/>
+      <w:iCs/>
+      <w:color w:val="000000" w:themeColor="text1"/>
+    </w:rPr>
+  </w:style>
+  <w:style w:type="character" w:customStyle="1" w:styleId="CitationCar">
+    <w:name w:val="Citation Car"/>
+    <w:basedOn w:val="Policepardfaut"/>
+    <w:link w:val="Citation"/>
+    <w:uiPriority w:val="29"/>
+    <w:rsid w:val="00BE153E"/>
+    <w:rPr>
+      <w:i/>
+      <w:iCs/>
+      <w:color w:val="000000" w:themeColor="text1"/>
+    </w:rPr>
+  </w:style>
+  <w:style w:type="paragraph" w:styleId="Citationintense">
+    <w:name w:val="Intense Quote"/>
+    <w:basedOn w:val="Normal"/>
+    <w:next w:val="Normal"/>
+    <w:link w:val="CitationintenseCar"/>
+    <w:uiPriority w:val="30"/>
+    <w:qFormat/>
+    <w:rsid w:val="00BE153E"/>
+    <w:pPr>
+      <w:pBdr>
+        <w:bottom w:val="single" w:sz="4" w:space="4" w:color="1CADE4" w:themeColor="accent1"/>
+      </w:pBdr>
+      <w:spacing w:before="200" w:after="280"/>
+      <w:ind w:left="936" w:right="936"/>
+    </w:pPr>
+    <w:rPr>
+      <w:b/>
+      <w:bCs/>
+      <w:i/>
+      <w:iCs/>
+      <w:color w:val="1CADE4" w:themeColor="accent1"/>
+    </w:rPr>
+  </w:style>
+  <w:style w:type="character" w:customStyle="1" w:styleId="CitationintenseCar">
+    <w:name w:val="Citation intense Car"/>
+    <w:basedOn w:val="Policepardfaut"/>
+    <w:link w:val="Citationintense"/>
+    <w:uiPriority w:val="30"/>
+    <w:rsid w:val="00BE153E"/>
+    <w:rPr>
+      <w:b/>
+      <w:bCs/>
+      <w:i/>
+      <w:iCs/>
+      <w:color w:val="1CADE4" w:themeColor="accent1"/>
+    </w:rPr>
+  </w:style>
+  <w:style w:type="character" w:styleId="Accentuationlgre">
+    <w:name w:val="Subtle Emphasis"/>
+    <w:basedOn w:val="Policepardfaut"/>
+    <w:uiPriority w:val="19"/>
+    <w:qFormat/>
+    <w:rsid w:val="00BE153E"/>
+    <w:rPr>
+      <w:i/>
+      <w:iCs/>
+      <w:color w:val="808080" w:themeColor="text1" w:themeTint="7F"/>
+    </w:rPr>
+  </w:style>
+  <w:style w:type="character" w:styleId="Accentuationintense">
+    <w:name w:val="Intense Emphasis"/>
+    <w:basedOn w:val="Policepardfaut"/>
+    <w:uiPriority w:val="21"/>
+    <w:qFormat/>
+    <w:rsid w:val="00BE153E"/>
+    <w:rPr>
+      <w:b/>
+      <w:bCs/>
+      <w:i/>
+      <w:iCs/>
+      <w:color w:val="1CADE4" w:themeColor="accent1"/>
+    </w:rPr>
+  </w:style>
+  <w:style w:type="character" w:styleId="Rfrencelgre">
+    <w:name w:val="Subtle Reference"/>
+    <w:basedOn w:val="Policepardfaut"/>
+    <w:uiPriority w:val="31"/>
+    <w:qFormat/>
+    <w:rsid w:val="00BE153E"/>
+    <w:rPr>
+      <w:smallCaps/>
+      <w:color w:val="2683C6" w:themeColor="accent2"/>
+      <w:u w:val="single"/>
+    </w:rPr>
+  </w:style>
+  <w:style w:type="character" w:styleId="Rfrenceintense">
+    <w:name w:val="Intense Reference"/>
+    <w:basedOn w:val="Policepardfaut"/>
+    <w:uiPriority w:val="32"/>
+    <w:qFormat/>
+    <w:rsid w:val="00BE153E"/>
+    <w:rPr>
+      <w:b/>
+      <w:bCs/>
+      <w:smallCaps/>
+      <w:color w:val="2683C6" w:themeColor="accent2"/>
+      <w:spacing w:val="5"/>
+      <w:u w:val="single"/>
+    </w:rPr>
+  </w:style>
+  <w:style w:type="character" w:styleId="Titredulivre">
+    <w:name w:val="Book Title"/>
+    <w:basedOn w:val="Policepardfaut"/>
+    <w:uiPriority w:val="33"/>
+    <w:qFormat/>
+    <w:rsid w:val="00BE153E"/>
+    <w:rPr>
+      <w:rFonts w:ascii="Arial" w:hAnsi="Arial"/>
+      <w:b/>
+      <w:bCs/>
+      <w:smallCaps/>
+      <w:spacing w:val="5"/>
+    </w:rPr>
+  </w:style>
+  <w:style w:type="paragraph" w:styleId="En-ttedetabledesmatires">
+    <w:name w:val="TOC Heading"/>
+    <w:basedOn w:val="Titre1"/>
+    <w:next w:val="Normal"/>
+    <w:uiPriority w:val="39"/>
+    <w:semiHidden/>
+    <w:unhideWhenUsed/>
+    <w:qFormat/>
+    <w:rsid w:val="00BE153E"/>
+    <w:pPr>
+      <w:outlineLvl w:val="9"/>
+    </w:pPr>
+  </w:style>
+  <w:style w:type="paragraph" w:styleId="En-tte">
+    <w:name w:val="header"/>
+    <w:basedOn w:val="Normal"/>
+    <w:link w:val="En-tteCar"/>
+    <w:uiPriority w:val="99"/>
+    <w:unhideWhenUsed/>
+    <w:rsid w:val="008505B4"/>
+    <w:pPr>
+      <w:tabs>
+        <w:tab w:val="center" w:pos="4536"/>
+        <w:tab w:val="right" w:pos="9072"/>
+      </w:tabs>
+      <w:spacing w:after="0" w:line="240" w:lineRule="auto"/>
+    </w:pPr>
+  </w:style>
+  <w:style w:type="character" w:customStyle="1" w:styleId="En-tteCar">
+    <w:name w:val="En-tête Car"/>
+    <w:basedOn w:val="Policepardfaut"/>
+    <w:link w:val="En-tte"/>
+    <w:uiPriority w:val="99"/>
+    <w:rsid w:val="008505B4"/>
+    <w:rPr>
+      <w:rFonts w:ascii="Arial" w:hAnsi="Arial"/>
+    </w:rPr>
+  </w:style>
+  <w:style w:type="paragraph" w:styleId="Pieddepage">
+    <w:name w:val="footer"/>
+    <w:basedOn w:val="Normal"/>
+    <w:link w:val="PieddepageCar"/>
+    <w:uiPriority w:val="99"/>
+    <w:unhideWhenUsed/>
+    <w:rsid w:val="008505B4"/>
+    <w:pPr>
+      <w:tabs>
+        <w:tab w:val="center" w:pos="4536"/>
+        <w:tab w:val="right" w:pos="9072"/>
+      </w:tabs>
+      <w:spacing w:after="0" w:line="240" w:lineRule="auto"/>
+    </w:pPr>
+  </w:style>
+  <w:style w:type="character" w:customStyle="1" w:styleId="PieddepageCar">
+    <w:name w:val="Pied de page Car"/>
+    <w:basedOn w:val="Policepardfaut"/>
+    <w:link w:val="Pieddepage"/>
+    <w:uiPriority w:val="99"/>
+    <w:rsid w:val="008505B4"/>
+    <w:rPr>
+      <w:rFonts w:ascii="Arial" w:hAnsi="Arial"/>
+    </w:rPr>
+  </w:style>
 </w:styles>
 </file>
 
 <file path=word/theme/theme1.xml><?xml version="1.0" encoding="utf-8"?>
-<a:theme xmlns:a="http://schemas.openxmlformats.org/drawingml/2006/main" name="Thème Office">
+<a:theme xmlns:a="http://schemas.openxmlformats.org/drawingml/2006/main" name="Savon">
   <a:themeElements>
-    <a:clrScheme name="Office">
+    <a:clrScheme name="Savon">
       <a:dk1>
         <a:sysClr val="windowText" lastClr="000000"/>
       </a:dk1>
@@ -455,100 +2487,48 @@
         <a:sysClr val="window" lastClr="FFFFFF"/>
       </a:lt1>
       <a:dk2>
-        <a:srgbClr val="44546A"/>
+        <a:srgbClr val="1485A4"/>
       </a:dk2>
       <a:lt2>
-        <a:srgbClr val="E7E6E6"/>
+        <a:srgbClr val="E3DED1"/>
       </a:lt2>
       <a:accent1>
-        <a:srgbClr val="4472C4"/>
+        <a:srgbClr val="1CADE4"/>
       </a:accent1>
       <a:accent2>
-        <a:srgbClr val="ED7D31"/>
+        <a:srgbClr val="2683C6"/>
       </a:accent2>
       <a:accent3>
-        <a:srgbClr val="A5A5A5"/>
+        <a:srgbClr val="27CED7"/>
       </a:accent3>
       <a:accent4>
-        <a:srgbClr val="FFC000"/>
+        <a:srgbClr val="42BA97"/>
       </a:accent4>
       <a:accent5>
-        <a:srgbClr val="5B9BD5"/>
+        <a:srgbClr val="3E8853"/>
       </a:accent5>
       <a:accent6>
-        <a:srgbClr val="70AD47"/>
+        <a:srgbClr val="62A39F"/>
       </a:accent6>
       <a:hlink>
-        <a:srgbClr val="0563C1"/>
+        <a:srgbClr val="F49100"/>
       </a:hlink>
       <a:folHlink>
-        <a:srgbClr val="954F72"/>
+        <a:srgbClr val="739D9B"/>
       </a:folHlink>
     </a:clrScheme>
-    <a:fontScheme name="Office">
+    <a:fontScheme name="Savon">
       <a:majorFont>
-        <a:latin typeface="Calibri Light" panose="020F0302020204030204"/>
+        <a:latin typeface="Century Gothic" panose="020B0502020202020204"/>
         <a:ea typeface=""/>
         <a:cs typeface=""/>
-        <a:font script="Jpan" typeface="游ゴシック Light"/>
+        <a:font script="Jpan" typeface="ＭＳ ゴシック"/>
         <a:font script="Hang" typeface="맑은 고딕"/>
-        <a:font script="Hans" typeface="等线 Light"/>
+        <a:font script="Hans" typeface="宋体"/>
         <a:font script="Hant" typeface="新細明體"/>
-        <a:font script="Arab" typeface="Times New Roman"/>
-        <a:font script="Hebr" typeface="Times New Roman"/>
-        <a:font script="Thai" typeface="Angsana New"/>
-        <a:font script="Ethi" typeface="Nyala"/>
-        <a:font script="Beng" typeface="Vrinda"/>
-        <a:font script="Gujr" typeface="Shruti"/>
-        <a:font script="Khmr" typeface="MoolBoran"/>
-        <a:font script="Knda" typeface="Tunga"/>
-        <a:font script="Guru" typeface="Raavi"/>
-        <a:font script="Cans" typeface="Euphemia"/>
-        <a:font script="Cher" typeface="Plantagenet Cherokee"/>
-        <a:font script="Yiii" typeface="Microsoft Yi Baiti"/>
-        <a:font script="Tibt" typeface="Microsoft Himalaya"/>
-        <a:font script="Thaa" typeface="MV Boli"/>
-        <a:font script="Deva" typeface="Mangal"/>
-        <a:font script="Telu" typeface="Gautami"/>
-        <a:font script="Taml" typeface="Latha"/>
-        <a:font script="Syrc" typeface="Estrangelo Edessa"/>
-        <a:font script="Orya" typeface="Kalinga"/>
-        <a:font script="Mlym" typeface="Kartika"/>
-        <a:font script="Laoo" typeface="DokChampa"/>
-        <a:font script="Sinh" typeface="Iskoola Pota"/>
-        <a:font script="Mong" typeface="Mongolian Baiti"/>
-        <a:font script="Viet" typeface="Times New Roman"/>
-        <a:font script="Uigh" typeface="Microsoft Uighur"/>
-        <a:font script="Geor" typeface="Sylfaen"/>
-        <a:font script="Armn" typeface="Arial"/>
-        <a:font script="Bugi" typeface="Leelawadee UI"/>
-        <a:font script="Bopo" typeface="Microsoft JhengHei"/>
-        <a:font script="Java" typeface="Javanese Text"/>
-        <a:font script="Lisu" typeface="Segoe UI"/>
-        <a:font script="Mymr" typeface="Myanmar Text"/>
-        <a:font script="Nkoo" typeface="Ebrima"/>
-        <a:font script="Olck" typeface="Nirmala UI"/>
-        <a:font script="Osma" typeface="Ebrima"/>
-        <a:font script="Phag" typeface="Phagspa"/>
-        <a:font script="Syrn" typeface="Estrangelo Edessa"/>
-        <a:font script="Syrj" typeface="Estrangelo Edessa"/>
-        <a:font script="Syre" typeface="Estrangelo Edessa"/>
-        <a:font script="Sora" typeface="Nirmala UI"/>
-        <a:font script="Tale" typeface="Microsoft Tai Le"/>
-        <a:font script="Talu" typeface="Microsoft New Tai Lue"/>
-        <a:font script="Tfng" typeface="Ebrima"/>
-      </a:majorFont>
-      <a:minorFont>
-        <a:latin typeface="Calibri" panose="020F0502020204030204"/>
-        <a:ea typeface=""/>
-        <a:cs typeface=""/>
-        <a:font script="Jpan" typeface="游明朝"/>
-        <a:font script="Hang" typeface="맑은 고딕"/>
-        <a:font script="Hans" typeface="等线"/>
-        <a:font script="Hant" typeface="新細明體"/>
-        <a:font script="Arab" typeface="Arial"/>
-        <a:font script="Hebr" typeface="Arial"/>
-        <a:font script="Thai" typeface="Cordia New"/>
+        <a:font script="Arab" typeface="Tahoma"/>
+        <a:font script="Hebr" typeface="Gisha"/>
+        <a:font script="Thai" typeface="DilleniaUPC"/>
         <a:font script="Ethi" typeface="Nyala"/>
         <a:font script="Beng" typeface="Vrinda"/>
         <a:font script="Gujr" typeface="Shruti"/>
@@ -569,29 +2549,47 @@
         <a:font script="Laoo" typeface="DokChampa"/>
         <a:font script="Sinh" typeface="Iskoola Pota"/>
         <a:font script="Mong" typeface="Mongolian Baiti"/>
-        <a:font script="Viet" typeface="Arial"/>
+        <a:font script="Viet" typeface="Tahoma"/>
         <a:font script="Uigh" typeface="Microsoft Uighur"/>
         <a:font script="Geor" typeface="Sylfaen"/>
-        <a:font script="Armn" typeface="Arial"/>
-        <a:font script="Bugi" typeface="Leelawadee UI"/>
-        <a:font script="Bopo" typeface="Microsoft JhengHei"/>
-        <a:font script="Java" typeface="Javanese Text"/>
-        <a:font script="Lisu" typeface="Segoe UI"/>
-        <a:font script="Mymr" typeface="Myanmar Text"/>
-        <a:font script="Nkoo" typeface="Ebrima"/>
-        <a:font script="Olck" typeface="Nirmala UI"/>
-        <a:font script="Osma" typeface="Ebrima"/>
-        <a:font script="Phag" typeface="Phagspa"/>
-        <a:font script="Syrn" typeface="Estrangelo Edessa"/>
-        <a:font script="Syrj" typeface="Estrangelo Edessa"/>
-        <a:font script="Syre" typeface="Estrangelo Edessa"/>
-        <a:font script="Sora" typeface="Nirmala UI"/>
-        <a:font script="Tale" typeface="Microsoft Tai Le"/>
-        <a:font script="Talu" typeface="Microsoft New Tai Lue"/>
-        <a:font script="Tfng" typeface="Ebrima"/>
+      </a:majorFont>
+      <a:minorFont>
+        <a:latin typeface="Century Gothic" panose="020B0502020202020204"/>
+        <a:ea typeface=""/>
+        <a:cs typeface=""/>
+        <a:font script="Jpan" typeface="ＭＳ ゴシック"/>
+        <a:font script="Hang" typeface="맑은 고딕"/>
+        <a:font script="Hans" typeface="宋体"/>
+        <a:font script="Hant" typeface="新細明體"/>
+        <a:font script="Arab" typeface="Tahoma"/>
+        <a:font script="Hebr" typeface="Gisha"/>
+        <a:font script="Thai" typeface="DilleniaUPC"/>
+        <a:font script="Ethi" typeface="Nyala"/>
+        <a:font script="Beng" typeface="Vrinda"/>
+        <a:font script="Gujr" typeface="Shruti"/>
+        <a:font script="Khmr" typeface="DaunPenh"/>
+        <a:font script="Knda" typeface="Tunga"/>
+        <a:font script="Guru" typeface="Raavi"/>
+        <a:font script="Cans" typeface="Euphemia"/>
+        <a:font script="Cher" typeface="Plantagenet Cherokee"/>
+        <a:font script="Yiii" typeface="Microsoft Yi Baiti"/>
+        <a:font script="Tibt" typeface="Microsoft Himalaya"/>
+        <a:font script="Thaa" typeface="MV Boli"/>
+        <a:font script="Deva" typeface="Mangal"/>
+        <a:font script="Telu" typeface="Gautami"/>
+        <a:font script="Taml" typeface="Latha"/>
+        <a:font script="Syrc" typeface="Estrangelo Edessa"/>
+        <a:font script="Orya" typeface="Kalinga"/>
+        <a:font script="Mlym" typeface="Kartika"/>
+        <a:font script="Laoo" typeface="DokChampa"/>
+        <a:font script="Sinh" typeface="Iskoola Pota"/>
+        <a:font script="Mong" typeface="Mongolian Baiti"/>
+        <a:font script="Viet" typeface="Verdana"/>
+        <a:font script="Uigh" typeface="Microsoft Uighur"/>
+        <a:font script="Geor" typeface="Sylfaen"/>
       </a:minorFont>
     </a:fontScheme>
-    <a:fmtScheme name="Office">
+    <a:fmtScheme name="Savon">
       <a:fillStyleLst>
         <a:solidFill>
           <a:schemeClr val="phClr"/>
@@ -600,23 +2598,23 @@
           <a:gsLst>
             <a:gs pos="0">
               <a:schemeClr val="phClr">
-                <a:lumMod val="110000"/>
+                <a:tint val="60000"/>
                 <a:satMod val="105000"/>
-                <a:tint val="67000"/>
-              </a:schemeClr>
-            </a:gs>
-            <a:gs pos="50000">
-              <a:schemeClr val="phClr">
                 <a:lumMod val="105000"/>
-                <a:satMod val="103000"/>
-                <a:tint val="73000"/>
               </a:schemeClr>
             </a:gs>
             <a:gs pos="100000">
               <a:schemeClr val="phClr">
-                <a:lumMod val="105000"/>
-                <a:satMod val="109000"/>
-                <a:tint val="81000"/>
+                <a:tint val="65000"/>
+                <a:satMod val="100000"/>
+                <a:lumMod val="100000"/>
+              </a:schemeClr>
+            </a:gs>
+            <a:gs pos="100000">
+              <a:schemeClr val="phClr">
+                <a:tint val="70000"/>
+                <a:satMod val="100000"/>
+                <a:lumMod val="100000"/>
               </a:schemeClr>
             </a:gs>
           </a:gsLst>
@@ -626,23 +2624,22 @@
           <a:gsLst>
             <a:gs pos="0">
               <a:schemeClr val="phClr">
-                <a:satMod val="103000"/>
-                <a:lumMod val="102000"/>
-                <a:tint val="94000"/>
+                <a:satMod val="100000"/>
+                <a:lumMod val="100000"/>
               </a:schemeClr>
             </a:gs>
             <a:gs pos="50000">
               <a:schemeClr val="phClr">
-                <a:satMod val="110000"/>
+                <a:shade val="99000"/>
+                <a:satMod val="105000"/>
                 <a:lumMod val="100000"/>
-                <a:shade val="100000"/>
               </a:schemeClr>
             </a:gs>
             <a:gs pos="100000">
               <a:schemeClr val="phClr">
-                <a:lumMod val="99000"/>
-                <a:satMod val="120000"/>
-                <a:shade val="78000"/>
+                <a:shade val="98000"/>
+                <a:satMod val="105000"/>
+                <a:lumMod val="100000"/>
               </a:schemeClr>
             </a:gs>
           </a:gsLst>
@@ -655,21 +2652,18 @@
             <a:schemeClr val="phClr"/>
           </a:solidFill>
           <a:prstDash val="solid"/>
-          <a:miter lim="800000"/>
         </a:ln>
         <a:ln w="12700" cap="flat" cmpd="sng" algn="ctr">
           <a:solidFill>
             <a:schemeClr val="phClr"/>
           </a:solidFill>
           <a:prstDash val="solid"/>
-          <a:miter lim="800000"/>
         </a:ln>
         <a:ln w="19050" cap="flat" cmpd="sng" algn="ctr">
           <a:solidFill>
             <a:schemeClr val="phClr"/>
           </a:solidFill>
           <a:prstDash val="solid"/>
-          <a:miter lim="800000"/>
         </a:ln>
       </a:lnStyleLst>
       <a:effectStyleLst>
@@ -677,7 +2671,13 @@
           <a:effectLst/>
         </a:effectStyle>
         <a:effectStyle>
-          <a:effectLst/>
+          <a:effectLst>
+            <a:outerShdw blurRad="38100" dist="12700" dir="5400000" algn="ctr" rotWithShape="0">
+              <a:srgbClr val="000000">
+                <a:alpha val="63000"/>
+              </a:srgbClr>
+            </a:outerShdw>
+          </a:effectLst>
         </a:effectStyle>
         <a:effectStyle>
           <a:effectLst>
@@ -687,45 +2687,63 @@
               </a:srgbClr>
             </a:outerShdw>
           </a:effectLst>
+          <a:scene3d>
+            <a:camera prst="orthographicFront">
+              <a:rot lat="0" lon="0" rev="0"/>
+            </a:camera>
+            <a:lightRig rig="flat" dir="tl">
+              <a:rot lat="0" lon="0" rev="4200000"/>
+            </a:lightRig>
+          </a:scene3d>
+          <a:sp3d prstMaterial="flat">
+            <a:bevelT w="50800" h="63500" prst="riblet"/>
+          </a:sp3d>
         </a:effectStyle>
       </a:effectStyleLst>
       <a:bgFillStyleLst>
         <a:solidFill>
           <a:schemeClr val="phClr"/>
         </a:solidFill>
-        <a:solidFill>
-          <a:schemeClr val="phClr">
-            <a:tint val="95000"/>
-            <a:satMod val="170000"/>
-          </a:schemeClr>
-        </a:solidFill>
         <a:gradFill rotWithShape="1">
           <a:gsLst>
             <a:gs pos="0">
               <a:schemeClr val="phClr">
-                <a:tint val="93000"/>
-                <a:satMod val="150000"/>
-                <a:shade val="98000"/>
-                <a:lumMod val="102000"/>
+                <a:tint val="90000"/>
+                <a:shade val="92000"/>
+                <a:satMod val="160000"/>
               </a:schemeClr>
             </a:gs>
-            <a:gs pos="50000">
+            <a:gs pos="77000">
               <a:schemeClr val="phClr">
-                <a:tint val="98000"/>
-                <a:satMod val="130000"/>
-                <a:shade val="90000"/>
-                <a:lumMod val="103000"/>
+                <a:tint val="100000"/>
+                <a:shade val="73000"/>
+                <a:satMod val="155000"/>
               </a:schemeClr>
             </a:gs>
             <a:gs pos="100000">
               <a:schemeClr val="phClr">
-                <a:shade val="63000"/>
-                <a:satMod val="120000"/>
+                <a:tint val="100000"/>
+                <a:shade val="67000"/>
+                <a:satMod val="145000"/>
               </a:schemeClr>
             </a:gs>
           </a:gsLst>
           <a:lin ang="5400000" scaled="0"/>
         </a:gradFill>
+        <a:blipFill rotWithShape="1">
+          <a:blip xmlns:r="http://schemas.openxmlformats.org/officeDocument/2006/relationships" r:embed="rId1">
+            <a:duotone>
+              <a:schemeClr val="phClr">
+                <a:tint val="95000"/>
+              </a:schemeClr>
+              <a:schemeClr val="phClr">
+                <a:shade val="92000"/>
+                <a:satMod val="115000"/>
+              </a:schemeClr>
+            </a:duotone>
+          </a:blip>
+          <a:tile tx="0" ty="0" sx="60000" sy="60000" flip="none" algn="tl"/>
+        </a:blipFill>
       </a:bgFillStyleLst>
     </a:fmtScheme>
   </a:themeElements>
@@ -733,7 +2751,7 @@
   <a:extraClrSchemeLst/>
   <a:extLst>
     <a:ext uri="{05A4C25C-085E-4340-85A3-A5531E510DB2}">
-      <thm15:themeFamily xmlns:thm15="http://schemas.microsoft.com/office/thememl/2012/main" name="Office Theme" id="{62F939B6-93AF-4DB8-9C6B-D6C7DFDC589F}" vid="{4A3C46E8-61CC-4603-A589-7422A47A8E4A}"/>
+      <thm15:themeFamily xmlns:thm15="http://schemas.microsoft.com/office/thememl/2012/main" name="Savon" id="{1306E473-ED32-493B-A2D0-240A757EDD34}" vid="{C20BADFE-D095-436F-9677-9264042809F0}"/>
     </a:ext>
   </a:extLst>
 </a:theme>
